--- a/Uwaycontech/实验例程/CC2530基础实验/11-CC2530 DMA传输配置/实验指导书/11-CC2530 DMA传输配置.docx
+++ b/Uwaycontech/实验例程/CC2530基础实验/11-CC2530 DMA传输配置/实验指导书/11-CC2530 DMA传输配置.docx
@@ -1813,6 +1813,54 @@
     </w:p>
     <w:p>
       <w:pPr>
+        <w:jc w:val="center"/>
+      </w:pPr>
+      <w:r>
+        <w:drawing>
+          <wp:inline distT="0" distB="0" distL="114300" distR="114300">
+            <wp:extent cx="5269230" cy="5085715"/>
+            <wp:effectExtent l="0" t="0" r="1270" b="6985"/>
+            <wp:docPr id="3" name="图片 3"/>
+            <wp:cNvGraphicFramePr>
+              <a:graphicFrameLocks xmlns:a="http://schemas.openxmlformats.org/drawingml/2006/main" noChangeAspect="1"/>
+            </wp:cNvGraphicFramePr>
+            <a:graphic xmlns:a="http://schemas.openxmlformats.org/drawingml/2006/main">
+              <a:graphicData uri="http://schemas.openxmlformats.org/drawingml/2006/picture">
+                <pic:pic xmlns:pic="http://schemas.openxmlformats.org/drawingml/2006/picture">
+                  <pic:nvPicPr>
+                    <pic:cNvPr id="3" name="图片 3"/>
+                    <pic:cNvPicPr>
+                      <a:picLocks noChangeAspect="1"/>
+                    </pic:cNvPicPr>
+                  </pic:nvPicPr>
+                  <pic:blipFill>
+                    <a:blip r:embed="rId7"/>
+                    <a:stretch>
+                      <a:fillRect/>
+                    </a:stretch>
+                  </pic:blipFill>
+                  <pic:spPr>
+                    <a:xfrm>
+                      <a:off x="0" y="0"/>
+                      <a:ext cx="5269230" cy="5085715"/>
+                    </a:xfrm>
+                    <a:prstGeom prst="rect">
+                      <a:avLst/>
+                    </a:prstGeom>
+                    <a:noFill/>
+                    <a:ln>
+                      <a:noFill/>
+                    </a:ln>
+                  </pic:spPr>
+                </pic:pic>
+              </a:graphicData>
+            </a:graphic>
+          </wp:inline>
+        </w:drawing>
+      </w:r>
+    </w:p>
+    <w:p>
+      <w:pPr>
         <w:keepNext w:val="0"/>
         <w:keepLines w:val="0"/>
         <w:pageBreakBefore w:val="0"/>
@@ -1915,7 +1963,7 @@
                     </pic:cNvPicPr>
                   </pic:nvPicPr>
                   <pic:blipFill>
-                    <a:blip r:embed="rId7"/>
+                    <a:blip r:embed="rId8"/>
                     <a:stretch>
                       <a:fillRect/>
                     </a:stretch>
@@ -1997,7 +2045,7 @@
                     </pic:cNvPicPr>
                   </pic:nvPicPr>
                   <pic:blipFill>
-                    <a:blip r:embed="rId8"/>
+                    <a:blip r:embed="rId9"/>
                     <a:stretch>
                       <a:fillRect/>
                     </a:stretch>
@@ -2075,7 +2123,7 @@
                     </pic:cNvPicPr>
                   </pic:nvPicPr>
                   <pic:blipFill>
-                    <a:blip r:embed="rId9"/>
+                    <a:blip r:embed="rId10"/>
                     <a:stretch>
                       <a:fillRect/>
                     </a:stretch>
@@ -2157,7 +2205,7 @@
                     </pic:cNvPicPr>
                   </pic:nvPicPr>
                   <pic:blipFill>
-                    <a:blip r:embed="rId10"/>
+                    <a:blip r:embed="rId11"/>
                     <a:stretch>
                       <a:fillRect/>
                     </a:stretch>
@@ -2190,49 +2238,6 @@
           <w:lang w:val="en-US" w:eastAsia="zh-CN"/>
         </w:rPr>
       </w:pPr>
-      <w:r>
-        <w:drawing>
-          <wp:inline distT="0" distB="0" distL="114300" distR="114300">
-            <wp:extent cx="5269230" cy="5085715"/>
-            <wp:effectExtent l="0" t="0" r="1270" b="6985"/>
-            <wp:docPr id="3" name="图片 3"/>
-            <wp:cNvGraphicFramePr>
-              <a:graphicFrameLocks xmlns:a="http://schemas.openxmlformats.org/drawingml/2006/main" noChangeAspect="1"/>
-            </wp:cNvGraphicFramePr>
-            <a:graphic xmlns:a="http://schemas.openxmlformats.org/drawingml/2006/main">
-              <a:graphicData uri="http://schemas.openxmlformats.org/drawingml/2006/picture">
-                <pic:pic xmlns:pic="http://schemas.openxmlformats.org/drawingml/2006/picture">
-                  <pic:nvPicPr>
-                    <pic:cNvPr id="3" name="图片 3"/>
-                    <pic:cNvPicPr>
-                      <a:picLocks noChangeAspect="1"/>
-                    </pic:cNvPicPr>
-                  </pic:nvPicPr>
-                  <pic:blipFill>
-                    <a:blip r:embed="rId11"/>
-                    <a:stretch>
-                      <a:fillRect/>
-                    </a:stretch>
-                  </pic:blipFill>
-                  <pic:spPr>
-                    <a:xfrm>
-                      <a:off x="0" y="0"/>
-                      <a:ext cx="5269230" cy="5085715"/>
-                    </a:xfrm>
-                    <a:prstGeom prst="rect">
-                      <a:avLst/>
-                    </a:prstGeom>
-                    <a:noFill/>
-                    <a:ln>
-                      <a:noFill/>
-                    </a:ln>
-                  </pic:spPr>
-                </pic:pic>
-              </a:graphicData>
-            </a:graphic>
-          </wp:inline>
-        </w:drawing>
-      </w:r>
     </w:p>
     <w:p>
       <w:pPr>
@@ -2381,30 +2386,33 @@
           <w:lang w:val="en-US" w:eastAsia="zh-CN"/>
         </w:rPr>
         <w:tab/>
-        <w:t/>
-      </w:r>
-      <w:r>
-        <w:rPr>
-          <w:rFonts w:hint="eastAsia" w:ascii="宋体" w:hAnsi="宋体" w:eastAsia="宋体" w:cs="宋体"/>
-          <w:lang w:val="en-US" w:eastAsia="zh-CN"/>
-        </w:rPr>
-        <w:tab/>
-        <w:t/>
-      </w:r>
-      <w:r>
-        <w:rPr>
-          <w:rFonts w:hint="eastAsia" w:ascii="宋体" w:hAnsi="宋体" w:eastAsia="宋体" w:cs="宋体"/>
-          <w:lang w:val="en-US" w:eastAsia="zh-CN"/>
-        </w:rPr>
-        <w:tab/>
-        <w:t/>
-      </w:r>
-      <w:r>
-        <w:rPr>
-          <w:rFonts w:hint="eastAsia" w:ascii="宋体" w:hAnsi="宋体" w:eastAsia="宋体" w:cs="宋体"/>
-          <w:lang w:val="en-US" w:eastAsia="zh-CN"/>
-        </w:rPr>
-        <w:tab/>
+      </w:r>
+      <w:r>
+        <w:rPr>
+          <w:rFonts w:hint="eastAsia" w:ascii="宋体" w:hAnsi="宋体" w:eastAsia="宋体" w:cs="宋体"/>
+          <w:lang w:val="en-US" w:eastAsia="zh-CN"/>
+        </w:rPr>
+        <w:tab/>
+      </w:r>
+      <w:r>
+        <w:rPr>
+          <w:rFonts w:hint="eastAsia" w:ascii="宋体" w:hAnsi="宋体" w:eastAsia="宋体" w:cs="宋体"/>
+          <w:lang w:val="en-US" w:eastAsia="zh-CN"/>
+        </w:rPr>
+        <w:tab/>
+      </w:r>
+      <w:r>
+        <w:rPr>
+          <w:rFonts w:hint="eastAsia" w:ascii="宋体" w:hAnsi="宋体" w:eastAsia="宋体" w:cs="宋体"/>
+          <w:lang w:val="en-US" w:eastAsia="zh-CN"/>
+        </w:rPr>
+        <w:tab/>
+      </w:r>
+      <w:r>
+        <w:rPr>
+          <w:rFonts w:hint="eastAsia" w:ascii="宋体" w:hAnsi="宋体" w:eastAsia="宋体" w:cs="宋体"/>
+          <w:lang w:val="en-US" w:eastAsia="zh-CN"/>
+        </w:rPr>
         <w:t>//源地址高8位</w:t>
       </w:r>
     </w:p>
@@ -2428,30 +2436,33 @@
           <w:lang w:val="en-US" w:eastAsia="zh-CN"/>
         </w:rPr>
         <w:tab/>
-        <w:t/>
-      </w:r>
-      <w:r>
-        <w:rPr>
-          <w:rFonts w:hint="eastAsia" w:ascii="宋体" w:hAnsi="宋体" w:eastAsia="宋体" w:cs="宋体"/>
-          <w:lang w:val="en-US" w:eastAsia="zh-CN"/>
-        </w:rPr>
-        <w:tab/>
-        <w:t/>
-      </w:r>
-      <w:r>
-        <w:rPr>
-          <w:rFonts w:hint="eastAsia" w:ascii="宋体" w:hAnsi="宋体" w:eastAsia="宋体" w:cs="宋体"/>
-          <w:lang w:val="en-US" w:eastAsia="zh-CN"/>
-        </w:rPr>
-        <w:tab/>
-        <w:t/>
-      </w:r>
-      <w:r>
-        <w:rPr>
-          <w:rFonts w:hint="eastAsia" w:ascii="宋体" w:hAnsi="宋体" w:eastAsia="宋体" w:cs="宋体"/>
-          <w:lang w:val="en-US" w:eastAsia="zh-CN"/>
-        </w:rPr>
-        <w:tab/>
+      </w:r>
+      <w:r>
+        <w:rPr>
+          <w:rFonts w:hint="eastAsia" w:ascii="宋体" w:hAnsi="宋体" w:eastAsia="宋体" w:cs="宋体"/>
+          <w:lang w:val="en-US" w:eastAsia="zh-CN"/>
+        </w:rPr>
+        <w:tab/>
+      </w:r>
+      <w:r>
+        <w:rPr>
+          <w:rFonts w:hint="eastAsia" w:ascii="宋体" w:hAnsi="宋体" w:eastAsia="宋体" w:cs="宋体"/>
+          <w:lang w:val="en-US" w:eastAsia="zh-CN"/>
+        </w:rPr>
+        <w:tab/>
+      </w:r>
+      <w:r>
+        <w:rPr>
+          <w:rFonts w:hint="eastAsia" w:ascii="宋体" w:hAnsi="宋体" w:eastAsia="宋体" w:cs="宋体"/>
+          <w:lang w:val="en-US" w:eastAsia="zh-CN"/>
+        </w:rPr>
+        <w:tab/>
+      </w:r>
+      <w:r>
+        <w:rPr>
+          <w:rFonts w:hint="eastAsia" w:ascii="宋体" w:hAnsi="宋体" w:eastAsia="宋体" w:cs="宋体"/>
+          <w:lang w:val="en-US" w:eastAsia="zh-CN"/>
+        </w:rPr>
         <w:t>//源地址低8位</w:t>
       </w:r>
     </w:p>
@@ -2475,30 +2486,33 @@
           <w:lang w:val="en-US" w:eastAsia="zh-CN"/>
         </w:rPr>
         <w:tab/>
-        <w:t/>
-      </w:r>
-      <w:r>
-        <w:rPr>
-          <w:rFonts w:hint="eastAsia" w:ascii="宋体" w:hAnsi="宋体" w:eastAsia="宋体" w:cs="宋体"/>
-          <w:lang w:val="en-US" w:eastAsia="zh-CN"/>
-        </w:rPr>
-        <w:tab/>
-        <w:t/>
-      </w:r>
-      <w:r>
-        <w:rPr>
-          <w:rFonts w:hint="eastAsia" w:ascii="宋体" w:hAnsi="宋体" w:eastAsia="宋体" w:cs="宋体"/>
-          <w:lang w:val="en-US" w:eastAsia="zh-CN"/>
-        </w:rPr>
-        <w:tab/>
-        <w:t/>
-      </w:r>
-      <w:r>
-        <w:rPr>
-          <w:rFonts w:hint="eastAsia" w:ascii="宋体" w:hAnsi="宋体" w:eastAsia="宋体" w:cs="宋体"/>
-          <w:lang w:val="en-US" w:eastAsia="zh-CN"/>
-        </w:rPr>
-        <w:tab/>
+      </w:r>
+      <w:r>
+        <w:rPr>
+          <w:rFonts w:hint="eastAsia" w:ascii="宋体" w:hAnsi="宋体" w:eastAsia="宋体" w:cs="宋体"/>
+          <w:lang w:val="en-US" w:eastAsia="zh-CN"/>
+        </w:rPr>
+        <w:tab/>
+      </w:r>
+      <w:r>
+        <w:rPr>
+          <w:rFonts w:hint="eastAsia" w:ascii="宋体" w:hAnsi="宋体" w:eastAsia="宋体" w:cs="宋体"/>
+          <w:lang w:val="en-US" w:eastAsia="zh-CN"/>
+        </w:rPr>
+        <w:tab/>
+      </w:r>
+      <w:r>
+        <w:rPr>
+          <w:rFonts w:hint="eastAsia" w:ascii="宋体" w:hAnsi="宋体" w:eastAsia="宋体" w:cs="宋体"/>
+          <w:lang w:val="en-US" w:eastAsia="zh-CN"/>
+        </w:rPr>
+        <w:tab/>
+      </w:r>
+      <w:r>
+        <w:rPr>
+          <w:rFonts w:hint="eastAsia" w:ascii="宋体" w:hAnsi="宋体" w:eastAsia="宋体" w:cs="宋体"/>
+          <w:lang w:val="en-US" w:eastAsia="zh-CN"/>
+        </w:rPr>
         <w:t>//目的地址高8位</w:t>
       </w:r>
     </w:p>
@@ -2522,30 +2536,33 @@
           <w:lang w:val="en-US" w:eastAsia="zh-CN"/>
         </w:rPr>
         <w:tab/>
-        <w:t/>
-      </w:r>
-      <w:r>
-        <w:rPr>
-          <w:rFonts w:hint="eastAsia" w:ascii="宋体" w:hAnsi="宋体" w:eastAsia="宋体" w:cs="宋体"/>
-          <w:lang w:val="en-US" w:eastAsia="zh-CN"/>
-        </w:rPr>
-        <w:tab/>
-        <w:t/>
-      </w:r>
-      <w:r>
-        <w:rPr>
-          <w:rFonts w:hint="eastAsia" w:ascii="宋体" w:hAnsi="宋体" w:eastAsia="宋体" w:cs="宋体"/>
-          <w:lang w:val="en-US" w:eastAsia="zh-CN"/>
-        </w:rPr>
-        <w:tab/>
-        <w:t/>
-      </w:r>
-      <w:r>
-        <w:rPr>
-          <w:rFonts w:hint="eastAsia" w:ascii="宋体" w:hAnsi="宋体" w:eastAsia="宋体" w:cs="宋体"/>
-          <w:lang w:val="en-US" w:eastAsia="zh-CN"/>
-        </w:rPr>
-        <w:tab/>
+      </w:r>
+      <w:r>
+        <w:rPr>
+          <w:rFonts w:hint="eastAsia" w:ascii="宋体" w:hAnsi="宋体" w:eastAsia="宋体" w:cs="宋体"/>
+          <w:lang w:val="en-US" w:eastAsia="zh-CN"/>
+        </w:rPr>
+        <w:tab/>
+      </w:r>
+      <w:r>
+        <w:rPr>
+          <w:rFonts w:hint="eastAsia" w:ascii="宋体" w:hAnsi="宋体" w:eastAsia="宋体" w:cs="宋体"/>
+          <w:lang w:val="en-US" w:eastAsia="zh-CN"/>
+        </w:rPr>
+        <w:tab/>
+      </w:r>
+      <w:r>
+        <w:rPr>
+          <w:rFonts w:hint="eastAsia" w:ascii="宋体" w:hAnsi="宋体" w:eastAsia="宋体" w:cs="宋体"/>
+          <w:lang w:val="en-US" w:eastAsia="zh-CN"/>
+        </w:rPr>
+        <w:tab/>
+      </w:r>
+      <w:r>
+        <w:rPr>
+          <w:rFonts w:hint="eastAsia" w:ascii="宋体" w:hAnsi="宋体" w:eastAsia="宋体" w:cs="宋体"/>
+          <w:lang w:val="en-US" w:eastAsia="zh-CN"/>
+        </w:rPr>
         <w:t>//目的地址低8位</w:t>
       </w:r>
     </w:p>
@@ -2569,22 +2586,26 @@
           <w:lang w:val="en-US" w:eastAsia="zh-CN"/>
         </w:rPr>
         <w:tab/>
-        <w:t/>
-      </w:r>
-      <w:r>
-        <w:rPr>
-          <w:rFonts w:hint="eastAsia" w:ascii="宋体" w:hAnsi="宋体" w:eastAsia="宋体" w:cs="宋体"/>
-          <w:lang w:val="en-US" w:eastAsia="zh-CN"/>
-        </w:rPr>
-        <w:tab/>
-        <w:t/>
-      </w:r>
-      <w:r>
-        <w:rPr>
-          <w:rFonts w:hint="eastAsia" w:ascii="宋体" w:hAnsi="宋体" w:eastAsia="宋体" w:cs="宋体"/>
-          <w:lang w:val="en-US" w:eastAsia="zh-CN"/>
-        </w:rPr>
-        <w:tab/>
+      </w:r>
+      <w:r>
+        <w:rPr>
+          <w:rFonts w:hint="eastAsia" w:ascii="宋体" w:hAnsi="宋体" w:eastAsia="宋体" w:cs="宋体"/>
+          <w:lang w:val="en-US" w:eastAsia="zh-CN"/>
+        </w:rPr>
+        <w:tab/>
+      </w:r>
+      <w:r>
+        <w:rPr>
+          <w:rFonts w:hint="eastAsia" w:ascii="宋体" w:hAnsi="宋体" w:eastAsia="宋体" w:cs="宋体"/>
+          <w:lang w:val="en-US" w:eastAsia="zh-CN"/>
+        </w:rPr>
+        <w:tab/>
+      </w:r>
+      <w:r>
+        <w:rPr>
+          <w:rFonts w:hint="eastAsia" w:ascii="宋体" w:hAnsi="宋体" w:eastAsia="宋体" w:cs="宋体"/>
+          <w:lang w:val="en-US" w:eastAsia="zh-CN"/>
+        </w:rPr>
         <w:t>:3;</w:t>
       </w:r>
       <w:r>
@@ -2593,7 +2614,6 @@
           <w:lang w:val="en-US" w:eastAsia="zh-CN"/>
         </w:rPr>
         <w:tab/>
-        <w:t/>
       </w:r>
       <w:r>
         <w:rPr>
@@ -2637,22 +2657,26 @@
           <w:lang w:val="en-US" w:eastAsia="zh-CN"/>
         </w:rPr>
         <w:tab/>
-        <w:t/>
-      </w:r>
-      <w:r>
-        <w:rPr>
-          <w:rFonts w:hint="eastAsia" w:ascii="宋体" w:hAnsi="宋体" w:eastAsia="宋体" w:cs="宋体"/>
-          <w:lang w:val="en-US" w:eastAsia="zh-CN"/>
-        </w:rPr>
-        <w:tab/>
-        <w:t/>
-      </w:r>
-      <w:r>
-        <w:rPr>
-          <w:rFonts w:hint="eastAsia" w:ascii="宋体" w:hAnsi="宋体" w:eastAsia="宋体" w:cs="宋体"/>
-          <w:lang w:val="en-US" w:eastAsia="zh-CN"/>
-        </w:rPr>
-        <w:tab/>
+      </w:r>
+      <w:r>
+        <w:rPr>
+          <w:rFonts w:hint="eastAsia" w:ascii="宋体" w:hAnsi="宋体" w:eastAsia="宋体" w:cs="宋体"/>
+          <w:lang w:val="en-US" w:eastAsia="zh-CN"/>
+        </w:rPr>
+        <w:tab/>
+      </w:r>
+      <w:r>
+        <w:rPr>
+          <w:rFonts w:hint="eastAsia" w:ascii="宋体" w:hAnsi="宋体" w:eastAsia="宋体" w:cs="宋体"/>
+          <w:lang w:val="en-US" w:eastAsia="zh-CN"/>
+        </w:rPr>
+        <w:tab/>
+      </w:r>
+      <w:r>
+        <w:rPr>
+          <w:rFonts w:hint="eastAsia" w:ascii="宋体" w:hAnsi="宋体" w:eastAsia="宋体" w:cs="宋体"/>
+          <w:lang w:val="en-US" w:eastAsia="zh-CN"/>
+        </w:rPr>
         <w:t>:5;</w:t>
       </w:r>
       <w:r>
@@ -2661,7 +2685,6 @@
           <w:lang w:val="en-US" w:eastAsia="zh-CN"/>
         </w:rPr>
         <w:tab/>
-        <w:t/>
       </w:r>
       <w:r>
         <w:rPr>
@@ -2705,22 +2728,26 @@
           <w:lang w:val="en-US" w:eastAsia="zh-CN"/>
         </w:rPr>
         <w:tab/>
-        <w:t/>
-      </w:r>
-      <w:r>
-        <w:rPr>
-          <w:rFonts w:hint="eastAsia" w:ascii="宋体" w:hAnsi="宋体" w:eastAsia="宋体" w:cs="宋体"/>
-          <w:lang w:val="en-US" w:eastAsia="zh-CN"/>
-        </w:rPr>
-        <w:tab/>
-        <w:t/>
-      </w:r>
-      <w:r>
-        <w:rPr>
-          <w:rFonts w:hint="eastAsia" w:ascii="宋体" w:hAnsi="宋体" w:eastAsia="宋体" w:cs="宋体"/>
-          <w:lang w:val="en-US" w:eastAsia="zh-CN"/>
-        </w:rPr>
-        <w:tab/>
+      </w:r>
+      <w:r>
+        <w:rPr>
+          <w:rFonts w:hint="eastAsia" w:ascii="宋体" w:hAnsi="宋体" w:eastAsia="宋体" w:cs="宋体"/>
+          <w:lang w:val="en-US" w:eastAsia="zh-CN"/>
+        </w:rPr>
+        <w:tab/>
+      </w:r>
+      <w:r>
+        <w:rPr>
+          <w:rFonts w:hint="eastAsia" w:ascii="宋体" w:hAnsi="宋体" w:eastAsia="宋体" w:cs="宋体"/>
+          <w:lang w:val="en-US" w:eastAsia="zh-CN"/>
+        </w:rPr>
+        <w:tab/>
+      </w:r>
+      <w:r>
+        <w:rPr>
+          <w:rFonts w:hint="eastAsia" w:ascii="宋体" w:hAnsi="宋体" w:eastAsia="宋体" w:cs="宋体"/>
+          <w:lang w:val="en-US" w:eastAsia="zh-CN"/>
+        </w:rPr>
         <w:t>:8;</w:t>
       </w:r>
       <w:r>
@@ -2729,7 +2756,6 @@
           <w:lang w:val="en-US" w:eastAsia="zh-CN"/>
         </w:rPr>
         <w:tab/>
-        <w:t/>
       </w:r>
       <w:r>
         <w:rPr>
@@ -2773,14 +2799,19 @@
           <w:lang w:val="en-US" w:eastAsia="zh-CN"/>
         </w:rPr>
         <w:tab/>
-        <w:t/>
-      </w:r>
-      <w:r>
-        <w:rPr>
-          <w:rFonts w:hint="eastAsia" w:ascii="宋体" w:hAnsi="宋体" w:eastAsia="宋体" w:cs="宋体"/>
-          <w:lang w:val="en-US" w:eastAsia="zh-CN"/>
-        </w:rPr>
-        <w:tab/>
+      </w:r>
+      <w:r>
+        <w:rPr>
+          <w:rFonts w:hint="eastAsia" w:ascii="宋体" w:hAnsi="宋体" w:eastAsia="宋体" w:cs="宋体"/>
+          <w:lang w:val="en-US" w:eastAsia="zh-CN"/>
+        </w:rPr>
+        <w:tab/>
+      </w:r>
+      <w:r>
+        <w:rPr>
+          <w:rFonts w:hint="eastAsia" w:ascii="宋体" w:hAnsi="宋体" w:eastAsia="宋体" w:cs="宋体"/>
+          <w:lang w:val="en-US" w:eastAsia="zh-CN"/>
+        </w:rPr>
         <w:t>:1;</w:t>
       </w:r>
       <w:r>
@@ -2789,7 +2820,6 @@
           <w:lang w:val="en-US" w:eastAsia="zh-CN"/>
         </w:rPr>
         <w:tab/>
-        <w:t/>
       </w:r>
       <w:r>
         <w:rPr>
@@ -2833,14 +2863,19 @@
           <w:lang w:val="en-US" w:eastAsia="zh-CN"/>
         </w:rPr>
         <w:tab/>
-        <w:t/>
-      </w:r>
-      <w:r>
-        <w:rPr>
-          <w:rFonts w:hint="eastAsia" w:ascii="宋体" w:hAnsi="宋体" w:eastAsia="宋体" w:cs="宋体"/>
-          <w:lang w:val="en-US" w:eastAsia="zh-CN"/>
-        </w:rPr>
-        <w:tab/>
+      </w:r>
+      <w:r>
+        <w:rPr>
+          <w:rFonts w:hint="eastAsia" w:ascii="宋体" w:hAnsi="宋体" w:eastAsia="宋体" w:cs="宋体"/>
+          <w:lang w:val="en-US" w:eastAsia="zh-CN"/>
+        </w:rPr>
+        <w:tab/>
+      </w:r>
+      <w:r>
+        <w:rPr>
+          <w:rFonts w:hint="eastAsia" w:ascii="宋体" w:hAnsi="宋体" w:eastAsia="宋体" w:cs="宋体"/>
+          <w:lang w:val="en-US" w:eastAsia="zh-CN"/>
+        </w:rPr>
         <w:t>:2;</w:t>
       </w:r>
       <w:r>
@@ -2849,7 +2884,6 @@
           <w:lang w:val="en-US" w:eastAsia="zh-CN"/>
         </w:rPr>
         <w:tab/>
-        <w:t/>
       </w:r>
       <w:r>
         <w:rPr>
@@ -2893,22 +2927,26 @@
           <w:lang w:val="en-US" w:eastAsia="zh-CN"/>
         </w:rPr>
         <w:tab/>
-        <w:t/>
-      </w:r>
-      <w:r>
-        <w:rPr>
-          <w:rFonts w:hint="eastAsia" w:ascii="宋体" w:hAnsi="宋体" w:eastAsia="宋体" w:cs="宋体"/>
-          <w:lang w:val="en-US" w:eastAsia="zh-CN"/>
-        </w:rPr>
-        <w:tab/>
-        <w:t/>
-      </w:r>
-      <w:r>
-        <w:rPr>
-          <w:rFonts w:hint="eastAsia" w:ascii="宋体" w:hAnsi="宋体" w:eastAsia="宋体" w:cs="宋体"/>
-          <w:lang w:val="en-US" w:eastAsia="zh-CN"/>
-        </w:rPr>
-        <w:tab/>
+      </w:r>
+      <w:r>
+        <w:rPr>
+          <w:rFonts w:hint="eastAsia" w:ascii="宋体" w:hAnsi="宋体" w:eastAsia="宋体" w:cs="宋体"/>
+          <w:lang w:val="en-US" w:eastAsia="zh-CN"/>
+        </w:rPr>
+        <w:tab/>
+      </w:r>
+      <w:r>
+        <w:rPr>
+          <w:rFonts w:hint="eastAsia" w:ascii="宋体" w:hAnsi="宋体" w:eastAsia="宋体" w:cs="宋体"/>
+          <w:lang w:val="en-US" w:eastAsia="zh-CN"/>
+        </w:rPr>
+        <w:tab/>
+      </w:r>
+      <w:r>
+        <w:rPr>
+          <w:rFonts w:hint="eastAsia" w:ascii="宋体" w:hAnsi="宋体" w:eastAsia="宋体" w:cs="宋体"/>
+          <w:lang w:val="en-US" w:eastAsia="zh-CN"/>
+        </w:rPr>
         <w:t>:5;</w:t>
       </w:r>
       <w:r>
@@ -2917,7 +2955,6 @@
           <w:lang w:val="en-US" w:eastAsia="zh-CN"/>
         </w:rPr>
         <w:tab/>
-        <w:t/>
       </w:r>
       <w:r>
         <w:rPr>
@@ -2961,14 +2998,19 @@
           <w:lang w:val="en-US" w:eastAsia="zh-CN"/>
         </w:rPr>
         <w:tab/>
-        <w:t/>
-      </w:r>
-      <w:r>
-        <w:rPr>
-          <w:rFonts w:hint="eastAsia" w:ascii="宋体" w:hAnsi="宋体" w:eastAsia="宋体" w:cs="宋体"/>
-          <w:lang w:val="en-US" w:eastAsia="zh-CN"/>
-        </w:rPr>
-        <w:tab/>
+      </w:r>
+      <w:r>
+        <w:rPr>
+          <w:rFonts w:hint="eastAsia" w:ascii="宋体" w:hAnsi="宋体" w:eastAsia="宋体" w:cs="宋体"/>
+          <w:lang w:val="en-US" w:eastAsia="zh-CN"/>
+        </w:rPr>
+        <w:tab/>
+      </w:r>
+      <w:r>
+        <w:rPr>
+          <w:rFonts w:hint="eastAsia" w:ascii="宋体" w:hAnsi="宋体" w:eastAsia="宋体" w:cs="宋体"/>
+          <w:lang w:val="en-US" w:eastAsia="zh-CN"/>
+        </w:rPr>
         <w:t>:2;</w:t>
       </w:r>
       <w:r>
@@ -2977,7 +3019,6 @@
           <w:lang w:val="en-US" w:eastAsia="zh-CN"/>
         </w:rPr>
         <w:tab/>
-        <w:t/>
       </w:r>
       <w:r>
         <w:rPr>
@@ -2985,7 +3026,6 @@
           <w:lang w:val="en-US" w:eastAsia="zh-CN"/>
         </w:rPr>
         <w:tab/>
-        <w:t/>
       </w:r>
       <w:r>
         <w:rPr>
@@ -3022,14 +3062,19 @@
           <w:lang w:val="en-US" w:eastAsia="zh-CN"/>
         </w:rPr>
         <w:tab/>
-        <w:t/>
-      </w:r>
-      <w:r>
-        <w:rPr>
-          <w:rFonts w:hint="eastAsia" w:ascii="宋体" w:hAnsi="宋体" w:eastAsia="宋体" w:cs="宋体"/>
-          <w:lang w:val="en-US" w:eastAsia="zh-CN"/>
-        </w:rPr>
-        <w:tab/>
+      </w:r>
+      <w:r>
+        <w:rPr>
+          <w:rFonts w:hint="eastAsia" w:ascii="宋体" w:hAnsi="宋体" w:eastAsia="宋体" w:cs="宋体"/>
+          <w:lang w:val="en-US" w:eastAsia="zh-CN"/>
+        </w:rPr>
+        <w:tab/>
+      </w:r>
+      <w:r>
+        <w:rPr>
+          <w:rFonts w:hint="eastAsia" w:ascii="宋体" w:hAnsi="宋体" w:eastAsia="宋体" w:cs="宋体"/>
+          <w:lang w:val="en-US" w:eastAsia="zh-CN"/>
+        </w:rPr>
         <w:t>:2;</w:t>
       </w:r>
       <w:r>
@@ -3038,7 +3083,6 @@
           <w:lang w:val="en-US" w:eastAsia="zh-CN"/>
         </w:rPr>
         <w:tab/>
-        <w:t/>
       </w:r>
       <w:r>
         <w:rPr>
@@ -3082,14 +3126,19 @@
           <w:lang w:val="en-US" w:eastAsia="zh-CN"/>
         </w:rPr>
         <w:tab/>
-        <w:t/>
-      </w:r>
-      <w:r>
-        <w:rPr>
-          <w:rFonts w:hint="eastAsia" w:ascii="宋体" w:hAnsi="宋体" w:eastAsia="宋体" w:cs="宋体"/>
-          <w:lang w:val="en-US" w:eastAsia="zh-CN"/>
-        </w:rPr>
-        <w:tab/>
+      </w:r>
+      <w:r>
+        <w:rPr>
+          <w:rFonts w:hint="eastAsia" w:ascii="宋体" w:hAnsi="宋体" w:eastAsia="宋体" w:cs="宋体"/>
+          <w:lang w:val="en-US" w:eastAsia="zh-CN"/>
+        </w:rPr>
+        <w:tab/>
+      </w:r>
+      <w:r>
+        <w:rPr>
+          <w:rFonts w:hint="eastAsia" w:ascii="宋体" w:hAnsi="宋体" w:eastAsia="宋体" w:cs="宋体"/>
+          <w:lang w:val="en-US" w:eastAsia="zh-CN"/>
+        </w:rPr>
         <w:t>:1;</w:t>
       </w:r>
       <w:r>
@@ -3098,7 +3147,6 @@
           <w:lang w:val="en-US" w:eastAsia="zh-CN"/>
         </w:rPr>
         <w:tab/>
-        <w:t/>
       </w:r>
       <w:r>
         <w:rPr>
@@ -3142,22 +3190,26 @@
           <w:lang w:val="en-US" w:eastAsia="zh-CN"/>
         </w:rPr>
         <w:tab/>
-        <w:t/>
-      </w:r>
-      <w:r>
-        <w:rPr>
-          <w:rFonts w:hint="eastAsia" w:ascii="宋体" w:hAnsi="宋体" w:eastAsia="宋体" w:cs="宋体"/>
-          <w:lang w:val="en-US" w:eastAsia="zh-CN"/>
-        </w:rPr>
-        <w:tab/>
-        <w:t/>
-      </w:r>
-      <w:r>
-        <w:rPr>
-          <w:rFonts w:hint="eastAsia" w:ascii="宋体" w:hAnsi="宋体" w:eastAsia="宋体" w:cs="宋体"/>
-          <w:lang w:val="en-US" w:eastAsia="zh-CN"/>
-        </w:rPr>
-        <w:tab/>
+      </w:r>
+      <w:r>
+        <w:rPr>
+          <w:rFonts w:hint="eastAsia" w:ascii="宋体" w:hAnsi="宋体" w:eastAsia="宋体" w:cs="宋体"/>
+          <w:lang w:val="en-US" w:eastAsia="zh-CN"/>
+        </w:rPr>
+        <w:tab/>
+      </w:r>
+      <w:r>
+        <w:rPr>
+          <w:rFonts w:hint="eastAsia" w:ascii="宋体" w:hAnsi="宋体" w:eastAsia="宋体" w:cs="宋体"/>
+          <w:lang w:val="en-US" w:eastAsia="zh-CN"/>
+        </w:rPr>
+        <w:tab/>
+      </w:r>
+      <w:r>
+        <w:rPr>
+          <w:rFonts w:hint="eastAsia" w:ascii="宋体" w:hAnsi="宋体" w:eastAsia="宋体" w:cs="宋体"/>
+          <w:lang w:val="en-US" w:eastAsia="zh-CN"/>
+        </w:rPr>
         <w:t>:1;</w:t>
       </w:r>
       <w:r>
@@ -3166,7 +3218,6 @@
           <w:lang w:val="en-US" w:eastAsia="zh-CN"/>
         </w:rPr>
         <w:tab/>
-        <w:t/>
       </w:r>
       <w:r>
         <w:rPr>
@@ -3210,14 +3261,19 @@
           <w:lang w:val="en-US" w:eastAsia="zh-CN"/>
         </w:rPr>
         <w:tab/>
-        <w:t/>
-      </w:r>
-      <w:r>
-        <w:rPr>
-          <w:rFonts w:hint="eastAsia" w:ascii="宋体" w:hAnsi="宋体" w:eastAsia="宋体" w:cs="宋体"/>
-          <w:lang w:val="en-US" w:eastAsia="zh-CN"/>
-        </w:rPr>
-        <w:tab/>
+      </w:r>
+      <w:r>
+        <w:rPr>
+          <w:rFonts w:hint="eastAsia" w:ascii="宋体" w:hAnsi="宋体" w:eastAsia="宋体" w:cs="宋体"/>
+          <w:lang w:val="en-US" w:eastAsia="zh-CN"/>
+        </w:rPr>
+        <w:tab/>
+      </w:r>
+      <w:r>
+        <w:rPr>
+          <w:rFonts w:hint="eastAsia" w:ascii="宋体" w:hAnsi="宋体" w:eastAsia="宋体" w:cs="宋体"/>
+          <w:lang w:val="en-US" w:eastAsia="zh-CN"/>
+        </w:rPr>
         <w:t xml:space="preserve">:2; </w:t>
       </w:r>
       <w:r>
@@ -3226,7 +3282,6 @@
           <w:lang w:val="en-US" w:eastAsia="zh-CN"/>
         </w:rPr>
         <w:tab/>
-        <w:t/>
       </w:r>
       <w:r>
         <w:rPr>
@@ -3436,6 +3491,12 @@
           <w:lang w:val="en-US" w:eastAsia="zh-CN"/>
         </w:rPr>
         <w:tab/>
+      </w:r>
+      <w:r>
+        <w:rPr>
+          <w:rFonts w:hint="eastAsia" w:ascii="宋体" w:hAnsi="宋体" w:eastAsia="宋体" w:cs="宋体"/>
+          <w:lang w:val="en-US" w:eastAsia="zh-CN"/>
+        </w:rPr>
         <w:t>;</w:t>
       </w:r>
       <w:r>
@@ -3444,6 +3505,12 @@
           <w:lang w:val="en-US" w:eastAsia="zh-CN"/>
         </w:rPr>
         <w:tab/>
+      </w:r>
+      <w:r>
+        <w:rPr>
+          <w:rFonts w:hint="eastAsia" w:ascii="宋体" w:hAnsi="宋体" w:eastAsia="宋体" w:cs="宋体"/>
+          <w:lang w:val="en-US" w:eastAsia="zh-CN"/>
+        </w:rPr>
         <w:t>//配置源地址</w:t>
       </w:r>
     </w:p>
@@ -3467,6 +3534,12 @@
           <w:lang w:val="en-US" w:eastAsia="zh-CN"/>
         </w:rPr>
         <w:tab/>
+      </w:r>
+      <w:r>
+        <w:rPr>
+          <w:rFonts w:hint="eastAsia" w:ascii="宋体" w:hAnsi="宋体" w:eastAsia="宋体" w:cs="宋体"/>
+          <w:lang w:val="en-US" w:eastAsia="zh-CN"/>
+        </w:rPr>
         <w:t>//&amp;0xFF的作用是防止</w:t>
       </w:r>
       <w:r>
@@ -3475,118 +3548,110 @@
           <w:lang w:val="en-US" w:eastAsia="zh-CN"/>
         </w:rPr>
         <w:tab/>
-        <w:t/>
-      </w:r>
-      <w:r>
-        <w:rPr>
-          <w:rFonts w:hint="eastAsia" w:ascii="宋体" w:hAnsi="宋体" w:eastAsia="宋体" w:cs="宋体"/>
-          <w:lang w:val="en-US" w:eastAsia="zh-CN"/>
-        </w:rPr>
-        <w:tab/>
-        <w:t/>
-      </w:r>
-      <w:r>
-        <w:rPr>
-          <w:rFonts w:hint="eastAsia" w:ascii="宋体" w:hAnsi="宋体" w:eastAsia="宋体" w:cs="宋体"/>
-          <w:lang w:val="en-US" w:eastAsia="zh-CN"/>
-        </w:rPr>
-        <w:tab/>
-        <w:t/>
-      </w:r>
-      <w:r>
-        <w:rPr>
-          <w:rFonts w:hint="eastAsia" w:ascii="宋体" w:hAnsi="宋体" w:eastAsia="宋体" w:cs="宋体"/>
-          <w:lang w:val="en-US" w:eastAsia="zh-CN"/>
-        </w:rPr>
-        <w:tab/>
-        <w:t/>
-      </w:r>
-      <w:r>
-        <w:rPr>
-          <w:rFonts w:hint="eastAsia" w:ascii="宋体" w:hAnsi="宋体" w:eastAsia="宋体" w:cs="宋体"/>
-          <w:lang w:val="en-US" w:eastAsia="zh-CN"/>
-        </w:rPr>
-        <w:tab/>
-        <w:t/>
-      </w:r>
-      <w:r>
-        <w:rPr>
-          <w:rFonts w:hint="eastAsia" w:ascii="宋体" w:hAnsi="宋体" w:eastAsia="宋体" w:cs="宋体"/>
-          <w:lang w:val="en-US" w:eastAsia="zh-CN"/>
-        </w:rPr>
-        <w:tab/>
-        <w:t/>
-      </w:r>
-      <w:r>
-        <w:rPr>
-          <w:rFonts w:hint="eastAsia" w:ascii="宋体" w:hAnsi="宋体" w:eastAsia="宋体" w:cs="宋体"/>
-          <w:lang w:val="en-US" w:eastAsia="zh-CN"/>
-        </w:rPr>
-        <w:tab/>
-        <w:t/>
-      </w:r>
-      <w:r>
-        <w:rPr>
-          <w:rFonts w:hint="eastAsia" w:ascii="宋体" w:hAnsi="宋体" w:eastAsia="宋体" w:cs="宋体"/>
-          <w:lang w:val="en-US" w:eastAsia="zh-CN"/>
-        </w:rPr>
-        <w:tab/>
-        <w:t/>
-      </w:r>
-      <w:r>
-        <w:rPr>
-          <w:rFonts w:hint="eastAsia" w:ascii="宋体" w:hAnsi="宋体" w:eastAsia="宋体" w:cs="宋体"/>
-          <w:lang w:val="en-US" w:eastAsia="zh-CN"/>
-        </w:rPr>
-        <w:tab/>
-        <w:t/>
-      </w:r>
-      <w:r>
-        <w:rPr>
-          <w:rFonts w:hint="eastAsia" w:ascii="宋体" w:hAnsi="宋体" w:eastAsia="宋体" w:cs="宋体"/>
-          <w:lang w:val="en-US" w:eastAsia="zh-CN"/>
-        </w:rPr>
-        <w:tab/>
-        <w:t/>
-      </w:r>
-      <w:r>
-        <w:rPr>
-          <w:rFonts w:hint="eastAsia" w:ascii="宋体" w:hAnsi="宋体" w:eastAsia="宋体" w:cs="宋体"/>
-          <w:lang w:val="en-US" w:eastAsia="zh-CN"/>
-        </w:rPr>
-        <w:tab/>
-        <w:t/>
-      </w:r>
-      <w:r>
-        <w:rPr>
-          <w:rFonts w:hint="eastAsia" w:ascii="宋体" w:hAnsi="宋体" w:eastAsia="宋体" w:cs="宋体"/>
-          <w:lang w:val="en-US" w:eastAsia="zh-CN"/>
-        </w:rPr>
-        <w:tab/>
-        <w:t/>
-      </w:r>
-      <w:r>
-        <w:rPr>
-          <w:rFonts w:hint="eastAsia" w:ascii="宋体" w:hAnsi="宋体" w:eastAsia="宋体" w:cs="宋体"/>
-          <w:lang w:val="en-US" w:eastAsia="zh-CN"/>
-        </w:rPr>
-        <w:tab/>
-        <w:t/>
-      </w:r>
-      <w:r>
-        <w:rPr>
-          <w:rFonts w:hint="eastAsia" w:ascii="宋体" w:hAnsi="宋体" w:eastAsia="宋体" w:cs="宋体"/>
-          <w:lang w:val="en-US" w:eastAsia="zh-CN"/>
-        </w:rPr>
-        <w:tab/>
-        <w:t/>
-      </w:r>
-      <w:r>
-        <w:rPr>
-          <w:rFonts w:hint="eastAsia" w:ascii="宋体" w:hAnsi="宋体" w:eastAsia="宋体" w:cs="宋体"/>
-          <w:lang w:val="en-US" w:eastAsia="zh-CN"/>
-        </w:rPr>
-        <w:tab/>
+      </w:r>
+      <w:r>
+        <w:rPr>
+          <w:rFonts w:hint="eastAsia" w:ascii="宋体" w:hAnsi="宋体" w:eastAsia="宋体" w:cs="宋体"/>
+          <w:lang w:val="en-US" w:eastAsia="zh-CN"/>
+        </w:rPr>
+        <w:tab/>
+      </w:r>
+      <w:r>
+        <w:rPr>
+          <w:rFonts w:hint="eastAsia" w:ascii="宋体" w:hAnsi="宋体" w:eastAsia="宋体" w:cs="宋体"/>
+          <w:lang w:val="en-US" w:eastAsia="zh-CN"/>
+        </w:rPr>
+        <w:tab/>
+      </w:r>
+      <w:r>
+        <w:rPr>
+          <w:rFonts w:hint="eastAsia" w:ascii="宋体" w:hAnsi="宋体" w:eastAsia="宋体" w:cs="宋体"/>
+          <w:lang w:val="en-US" w:eastAsia="zh-CN"/>
+        </w:rPr>
+        <w:tab/>
+      </w:r>
+      <w:r>
+        <w:rPr>
+          <w:rFonts w:hint="eastAsia" w:ascii="宋体" w:hAnsi="宋体" w:eastAsia="宋体" w:cs="宋体"/>
+          <w:lang w:val="en-US" w:eastAsia="zh-CN"/>
+        </w:rPr>
+        <w:tab/>
+      </w:r>
+      <w:r>
+        <w:rPr>
+          <w:rFonts w:hint="eastAsia" w:ascii="宋体" w:hAnsi="宋体" w:eastAsia="宋体" w:cs="宋体"/>
+          <w:lang w:val="en-US" w:eastAsia="zh-CN"/>
+        </w:rPr>
+        <w:tab/>
+      </w:r>
+      <w:r>
+        <w:rPr>
+          <w:rFonts w:hint="eastAsia" w:ascii="宋体" w:hAnsi="宋体" w:eastAsia="宋体" w:cs="宋体"/>
+          <w:lang w:val="en-US" w:eastAsia="zh-CN"/>
+        </w:rPr>
+        <w:tab/>
+      </w:r>
+      <w:r>
+        <w:rPr>
+          <w:rFonts w:hint="eastAsia" w:ascii="宋体" w:hAnsi="宋体" w:eastAsia="宋体" w:cs="宋体"/>
+          <w:lang w:val="en-US" w:eastAsia="zh-CN"/>
+        </w:rPr>
+        <w:tab/>
+      </w:r>
+      <w:r>
+        <w:rPr>
+          <w:rFonts w:hint="eastAsia" w:ascii="宋体" w:hAnsi="宋体" w:eastAsia="宋体" w:cs="宋体"/>
+          <w:lang w:val="en-US" w:eastAsia="zh-CN"/>
+        </w:rPr>
+        <w:tab/>
+      </w:r>
+      <w:r>
+        <w:rPr>
+          <w:rFonts w:hint="eastAsia" w:ascii="宋体" w:hAnsi="宋体" w:eastAsia="宋体" w:cs="宋体"/>
+          <w:lang w:val="en-US" w:eastAsia="zh-CN"/>
+        </w:rPr>
+        <w:tab/>
+      </w:r>
+      <w:r>
+        <w:rPr>
+          <w:rFonts w:hint="eastAsia" w:ascii="宋体" w:hAnsi="宋体" w:eastAsia="宋体" w:cs="宋体"/>
+          <w:lang w:val="en-US" w:eastAsia="zh-CN"/>
+        </w:rPr>
+        <w:tab/>
+      </w:r>
+      <w:r>
+        <w:rPr>
+          <w:rFonts w:hint="eastAsia" w:ascii="宋体" w:hAnsi="宋体" w:eastAsia="宋体" w:cs="宋体"/>
+          <w:lang w:val="en-US" w:eastAsia="zh-CN"/>
+        </w:rPr>
+        <w:tab/>
+      </w:r>
+      <w:r>
+        <w:rPr>
+          <w:rFonts w:hint="eastAsia" w:ascii="宋体" w:hAnsi="宋体" w:eastAsia="宋体" w:cs="宋体"/>
+          <w:lang w:val="en-US" w:eastAsia="zh-CN"/>
+        </w:rPr>
+        <w:tab/>
+      </w:r>
+      <w:r>
+        <w:rPr>
+          <w:rFonts w:hint="eastAsia" w:ascii="宋体" w:hAnsi="宋体" w:eastAsia="宋体" w:cs="宋体"/>
+          <w:lang w:val="en-US" w:eastAsia="zh-CN"/>
+        </w:rPr>
+        <w:tab/>
+      </w:r>
+      <w:r>
+        <w:rPr>
+          <w:rFonts w:hint="eastAsia" w:ascii="宋体" w:hAnsi="宋体" w:eastAsia="宋体" w:cs="宋体"/>
+          <w:lang w:val="en-US" w:eastAsia="zh-CN"/>
+        </w:rPr>
+        <w:tab/>
+      </w:r>
+      <w:r>
+        <w:rPr>
+          <w:rFonts w:hint="eastAsia" w:ascii="宋体" w:hAnsi="宋体" w:eastAsia="宋体" w:cs="宋体"/>
+          <w:lang w:val="en-US" w:eastAsia="zh-CN"/>
+        </w:rPr>
         <w:t>警告</w:t>
       </w:r>
     </w:p>
@@ -3610,6 +3675,12 @@
           <w:lang w:val="en-US" w:eastAsia="zh-CN"/>
         </w:rPr>
         <w:tab/>
+      </w:r>
+      <w:r>
+        <w:rPr>
+          <w:rFonts w:hint="eastAsia" w:ascii="宋体" w:hAnsi="宋体" w:eastAsia="宋体" w:cs="宋体"/>
+          <w:lang w:val="en-US" w:eastAsia="zh-CN"/>
+        </w:rPr>
         <w:t>//配置目标地址</w:t>
       </w:r>
     </w:p>
@@ -3648,70 +3719,68 @@
           <w:lang w:val="en-US" w:eastAsia="zh-CN"/>
         </w:rPr>
         <w:tab/>
-        <w:t/>
-      </w:r>
-      <w:r>
-        <w:rPr>
-          <w:rFonts w:hint="eastAsia" w:ascii="宋体" w:hAnsi="宋体" w:eastAsia="宋体" w:cs="宋体"/>
-          <w:lang w:val="en-US" w:eastAsia="zh-CN"/>
-        </w:rPr>
-        <w:tab/>
-        <w:t/>
-      </w:r>
-      <w:r>
-        <w:rPr>
-          <w:rFonts w:hint="eastAsia" w:ascii="宋体" w:hAnsi="宋体" w:eastAsia="宋体" w:cs="宋体"/>
-          <w:lang w:val="en-US" w:eastAsia="zh-CN"/>
-        </w:rPr>
-        <w:tab/>
-        <w:t/>
-      </w:r>
-      <w:r>
-        <w:rPr>
-          <w:rFonts w:hint="eastAsia" w:ascii="宋体" w:hAnsi="宋体" w:eastAsia="宋体" w:cs="宋体"/>
-          <w:lang w:val="en-US" w:eastAsia="zh-CN"/>
-        </w:rPr>
-        <w:tab/>
-        <w:t/>
-      </w:r>
-      <w:r>
-        <w:rPr>
-          <w:rFonts w:hint="eastAsia" w:ascii="宋体" w:hAnsi="宋体" w:eastAsia="宋体" w:cs="宋体"/>
-          <w:lang w:val="en-US" w:eastAsia="zh-CN"/>
-        </w:rPr>
-        <w:tab/>
-        <w:t/>
-      </w:r>
-      <w:r>
-        <w:rPr>
-          <w:rFonts w:hint="eastAsia" w:ascii="宋体" w:hAnsi="宋体" w:eastAsia="宋体" w:cs="宋体"/>
-          <w:lang w:val="en-US" w:eastAsia="zh-CN"/>
-        </w:rPr>
-        <w:tab/>
-        <w:t/>
-      </w:r>
-      <w:r>
-        <w:rPr>
-          <w:rFonts w:hint="eastAsia" w:ascii="宋体" w:hAnsi="宋体" w:eastAsia="宋体" w:cs="宋体"/>
-          <w:lang w:val="en-US" w:eastAsia="zh-CN"/>
-        </w:rPr>
-        <w:tab/>
-        <w:t/>
-      </w:r>
-      <w:r>
-        <w:rPr>
-          <w:rFonts w:hint="eastAsia" w:ascii="宋体" w:hAnsi="宋体" w:eastAsia="宋体" w:cs="宋体"/>
-          <w:lang w:val="en-US" w:eastAsia="zh-CN"/>
-        </w:rPr>
-        <w:tab/>
-        <w:t/>
-      </w:r>
-      <w:r>
-        <w:rPr>
-          <w:rFonts w:hint="eastAsia" w:ascii="宋体" w:hAnsi="宋体" w:eastAsia="宋体" w:cs="宋体"/>
-          <w:lang w:val="en-US" w:eastAsia="zh-CN"/>
-        </w:rPr>
-        <w:tab/>
+      </w:r>
+      <w:r>
+        <w:rPr>
+          <w:rFonts w:hint="eastAsia" w:ascii="宋体" w:hAnsi="宋体" w:eastAsia="宋体" w:cs="宋体"/>
+          <w:lang w:val="en-US" w:eastAsia="zh-CN"/>
+        </w:rPr>
+        <w:tab/>
+      </w:r>
+      <w:r>
+        <w:rPr>
+          <w:rFonts w:hint="eastAsia" w:ascii="宋体" w:hAnsi="宋体" w:eastAsia="宋体" w:cs="宋体"/>
+          <w:lang w:val="en-US" w:eastAsia="zh-CN"/>
+        </w:rPr>
+        <w:tab/>
+      </w:r>
+      <w:r>
+        <w:rPr>
+          <w:rFonts w:hint="eastAsia" w:ascii="宋体" w:hAnsi="宋体" w:eastAsia="宋体" w:cs="宋体"/>
+          <w:lang w:val="en-US" w:eastAsia="zh-CN"/>
+        </w:rPr>
+        <w:tab/>
+      </w:r>
+      <w:r>
+        <w:rPr>
+          <w:rFonts w:hint="eastAsia" w:ascii="宋体" w:hAnsi="宋体" w:eastAsia="宋体" w:cs="宋体"/>
+          <w:lang w:val="en-US" w:eastAsia="zh-CN"/>
+        </w:rPr>
+        <w:tab/>
+      </w:r>
+      <w:r>
+        <w:rPr>
+          <w:rFonts w:hint="eastAsia" w:ascii="宋体" w:hAnsi="宋体" w:eastAsia="宋体" w:cs="宋体"/>
+          <w:lang w:val="en-US" w:eastAsia="zh-CN"/>
+        </w:rPr>
+        <w:tab/>
+      </w:r>
+      <w:r>
+        <w:rPr>
+          <w:rFonts w:hint="eastAsia" w:ascii="宋体" w:hAnsi="宋体" w:eastAsia="宋体" w:cs="宋体"/>
+          <w:lang w:val="en-US" w:eastAsia="zh-CN"/>
+        </w:rPr>
+        <w:tab/>
+      </w:r>
+      <w:r>
+        <w:rPr>
+          <w:rFonts w:hint="eastAsia" w:ascii="宋体" w:hAnsi="宋体" w:eastAsia="宋体" w:cs="宋体"/>
+          <w:lang w:val="en-US" w:eastAsia="zh-CN"/>
+        </w:rPr>
+        <w:tab/>
+      </w:r>
+      <w:r>
+        <w:rPr>
+          <w:rFonts w:hint="eastAsia" w:ascii="宋体" w:hAnsi="宋体" w:eastAsia="宋体" w:cs="宋体"/>
+          <w:lang w:val="en-US" w:eastAsia="zh-CN"/>
+        </w:rPr>
+        <w:tab/>
+      </w:r>
+      <w:r>
+        <w:rPr>
+          <w:rFonts w:hint="eastAsia" w:ascii="宋体" w:hAnsi="宋体" w:eastAsia="宋体" w:cs="宋体"/>
+          <w:lang w:val="en-US" w:eastAsia="zh-CN"/>
+        </w:rPr>
         <w:t>//LEN为传送长度</w:t>
       </w:r>
     </w:p>
@@ -3735,6 +3804,12 @@
           <w:lang w:val="en-US" w:eastAsia="zh-CN"/>
         </w:rPr>
         <w:tab/>
+      </w:r>
+      <w:r>
+        <w:rPr>
+          <w:rFonts w:hint="eastAsia" w:ascii="宋体" w:hAnsi="宋体" w:eastAsia="宋体" w:cs="宋体"/>
+          <w:lang w:val="en-US" w:eastAsia="zh-CN"/>
+        </w:rPr>
         <w:t>//配置传输长度</w:t>
       </w:r>
     </w:p>
@@ -3773,62 +3848,61 @@
           <w:lang w:val="en-US" w:eastAsia="zh-CN"/>
         </w:rPr>
         <w:tab/>
-        <w:t/>
-      </w:r>
-      <w:r>
-        <w:rPr>
-          <w:rFonts w:hint="eastAsia" w:ascii="宋体" w:hAnsi="宋体" w:eastAsia="宋体" w:cs="宋体"/>
-          <w:lang w:val="en-US" w:eastAsia="zh-CN"/>
-        </w:rPr>
-        <w:tab/>
-        <w:t/>
-      </w:r>
-      <w:r>
-        <w:rPr>
-          <w:rFonts w:hint="eastAsia" w:ascii="宋体" w:hAnsi="宋体" w:eastAsia="宋体" w:cs="宋体"/>
-          <w:lang w:val="en-US" w:eastAsia="zh-CN"/>
-        </w:rPr>
-        <w:tab/>
-        <w:t/>
-      </w:r>
-      <w:r>
-        <w:rPr>
-          <w:rFonts w:hint="eastAsia" w:ascii="宋体" w:hAnsi="宋体" w:eastAsia="宋体" w:cs="宋体"/>
-          <w:lang w:val="en-US" w:eastAsia="zh-CN"/>
-        </w:rPr>
-        <w:tab/>
-        <w:t/>
-      </w:r>
-      <w:r>
-        <w:rPr>
-          <w:rFonts w:hint="eastAsia" w:ascii="宋体" w:hAnsi="宋体" w:eastAsia="宋体" w:cs="宋体"/>
-          <w:lang w:val="en-US" w:eastAsia="zh-CN"/>
-        </w:rPr>
-        <w:tab/>
-        <w:t/>
-      </w:r>
-      <w:r>
-        <w:rPr>
-          <w:rFonts w:hint="eastAsia" w:ascii="宋体" w:hAnsi="宋体" w:eastAsia="宋体" w:cs="宋体"/>
-          <w:lang w:val="en-US" w:eastAsia="zh-CN"/>
-        </w:rPr>
-        <w:tab/>
-        <w:t/>
-      </w:r>
-      <w:r>
-        <w:rPr>
-          <w:rFonts w:hint="eastAsia" w:ascii="宋体" w:hAnsi="宋体" w:eastAsia="宋体" w:cs="宋体"/>
-          <w:lang w:val="en-US" w:eastAsia="zh-CN"/>
-        </w:rPr>
-        <w:tab/>
-        <w:t/>
-      </w:r>
-      <w:r>
-        <w:rPr>
-          <w:rFonts w:hint="eastAsia" w:ascii="宋体" w:hAnsi="宋体" w:eastAsia="宋体" w:cs="宋体"/>
-          <w:lang w:val="en-US" w:eastAsia="zh-CN"/>
-        </w:rPr>
-        <w:tab/>
+      </w:r>
+      <w:r>
+        <w:rPr>
+          <w:rFonts w:hint="eastAsia" w:ascii="宋体" w:hAnsi="宋体" w:eastAsia="宋体" w:cs="宋体"/>
+          <w:lang w:val="en-US" w:eastAsia="zh-CN"/>
+        </w:rPr>
+        <w:tab/>
+      </w:r>
+      <w:r>
+        <w:rPr>
+          <w:rFonts w:hint="eastAsia" w:ascii="宋体" w:hAnsi="宋体" w:eastAsia="宋体" w:cs="宋体"/>
+          <w:lang w:val="en-US" w:eastAsia="zh-CN"/>
+        </w:rPr>
+        <w:tab/>
+      </w:r>
+      <w:r>
+        <w:rPr>
+          <w:rFonts w:hint="eastAsia" w:ascii="宋体" w:hAnsi="宋体" w:eastAsia="宋体" w:cs="宋体"/>
+          <w:lang w:val="en-US" w:eastAsia="zh-CN"/>
+        </w:rPr>
+        <w:tab/>
+      </w:r>
+      <w:r>
+        <w:rPr>
+          <w:rFonts w:hint="eastAsia" w:ascii="宋体" w:hAnsi="宋体" w:eastAsia="宋体" w:cs="宋体"/>
+          <w:lang w:val="en-US" w:eastAsia="zh-CN"/>
+        </w:rPr>
+        <w:tab/>
+      </w:r>
+      <w:r>
+        <w:rPr>
+          <w:rFonts w:hint="eastAsia" w:ascii="宋体" w:hAnsi="宋体" w:eastAsia="宋体" w:cs="宋体"/>
+          <w:lang w:val="en-US" w:eastAsia="zh-CN"/>
+        </w:rPr>
+        <w:tab/>
+      </w:r>
+      <w:r>
+        <w:rPr>
+          <w:rFonts w:hint="eastAsia" w:ascii="宋体" w:hAnsi="宋体" w:eastAsia="宋体" w:cs="宋体"/>
+          <w:lang w:val="en-US" w:eastAsia="zh-CN"/>
+        </w:rPr>
+        <w:tab/>
+      </w:r>
+      <w:r>
+        <w:rPr>
+          <w:rFonts w:hint="eastAsia" w:ascii="宋体" w:hAnsi="宋体" w:eastAsia="宋体" w:cs="宋体"/>
+          <w:lang w:val="en-US" w:eastAsia="zh-CN"/>
+        </w:rPr>
+        <w:tab/>
+      </w:r>
+      <w:r>
+        <w:rPr>
+          <w:rFonts w:hint="eastAsia" w:ascii="宋体" w:hAnsi="宋体" w:eastAsia="宋体" w:cs="宋体"/>
+          <w:lang w:val="en-US" w:eastAsia="zh-CN"/>
+        </w:rPr>
         <w:t>//字节传送</w:t>
       </w:r>
     </w:p>
@@ -3867,78 +3941,75 @@
           <w:lang w:val="en-US" w:eastAsia="zh-CN"/>
         </w:rPr>
         <w:tab/>
-        <w:t/>
-      </w:r>
-      <w:r>
-        <w:rPr>
-          <w:rFonts w:hint="eastAsia" w:ascii="宋体" w:hAnsi="宋体" w:eastAsia="宋体" w:cs="宋体"/>
-          <w:lang w:val="en-US" w:eastAsia="zh-CN"/>
-        </w:rPr>
-        <w:tab/>
-        <w:t/>
-      </w:r>
-      <w:r>
-        <w:rPr>
-          <w:rFonts w:hint="eastAsia" w:ascii="宋体" w:hAnsi="宋体" w:eastAsia="宋体" w:cs="宋体"/>
-          <w:lang w:val="en-US" w:eastAsia="zh-CN"/>
-        </w:rPr>
-        <w:tab/>
-        <w:t/>
-      </w:r>
-      <w:r>
-        <w:rPr>
-          <w:rFonts w:hint="eastAsia" w:ascii="宋体" w:hAnsi="宋体" w:eastAsia="宋体" w:cs="宋体"/>
-          <w:lang w:val="en-US" w:eastAsia="zh-CN"/>
-        </w:rPr>
-        <w:tab/>
-        <w:t/>
-      </w:r>
-      <w:r>
-        <w:rPr>
-          <w:rFonts w:hint="eastAsia" w:ascii="宋体" w:hAnsi="宋体" w:eastAsia="宋体" w:cs="宋体"/>
-          <w:lang w:val="en-US" w:eastAsia="zh-CN"/>
-        </w:rPr>
-        <w:tab/>
-        <w:t/>
-      </w:r>
-      <w:r>
-        <w:rPr>
-          <w:rFonts w:hint="eastAsia" w:ascii="宋体" w:hAnsi="宋体" w:eastAsia="宋体" w:cs="宋体"/>
-          <w:lang w:val="en-US" w:eastAsia="zh-CN"/>
-        </w:rPr>
-        <w:tab/>
-        <w:t/>
-      </w:r>
-      <w:r>
-        <w:rPr>
-          <w:rFonts w:hint="eastAsia" w:ascii="宋体" w:hAnsi="宋体" w:eastAsia="宋体" w:cs="宋体"/>
-          <w:lang w:val="en-US" w:eastAsia="zh-CN"/>
-        </w:rPr>
-        <w:tab/>
-        <w:t/>
-      </w:r>
-      <w:r>
-        <w:rPr>
-          <w:rFonts w:hint="eastAsia" w:ascii="宋体" w:hAnsi="宋体" w:eastAsia="宋体" w:cs="宋体"/>
-          <w:lang w:val="en-US" w:eastAsia="zh-CN"/>
-        </w:rPr>
-        <w:tab/>
-        <w:t/>
-      </w:r>
-      <w:r>
-        <w:rPr>
-          <w:rFonts w:hint="eastAsia" w:ascii="宋体" w:hAnsi="宋体" w:eastAsia="宋体" w:cs="宋体"/>
-          <w:lang w:val="en-US" w:eastAsia="zh-CN"/>
-        </w:rPr>
-        <w:tab/>
-        <w:t/>
-      </w:r>
-      <w:r>
-        <w:rPr>
-          <w:rFonts w:hint="eastAsia" w:ascii="宋体" w:hAnsi="宋体" w:eastAsia="宋体" w:cs="宋体"/>
-          <w:lang w:val="en-US" w:eastAsia="zh-CN"/>
-        </w:rPr>
-        <w:tab/>
+      </w:r>
+      <w:r>
+        <w:rPr>
+          <w:rFonts w:hint="eastAsia" w:ascii="宋体" w:hAnsi="宋体" w:eastAsia="宋体" w:cs="宋体"/>
+          <w:lang w:val="en-US" w:eastAsia="zh-CN"/>
+        </w:rPr>
+        <w:tab/>
+      </w:r>
+      <w:r>
+        <w:rPr>
+          <w:rFonts w:hint="eastAsia" w:ascii="宋体" w:hAnsi="宋体" w:eastAsia="宋体" w:cs="宋体"/>
+          <w:lang w:val="en-US" w:eastAsia="zh-CN"/>
+        </w:rPr>
+        <w:tab/>
+      </w:r>
+      <w:r>
+        <w:rPr>
+          <w:rFonts w:hint="eastAsia" w:ascii="宋体" w:hAnsi="宋体" w:eastAsia="宋体" w:cs="宋体"/>
+          <w:lang w:val="en-US" w:eastAsia="zh-CN"/>
+        </w:rPr>
+        <w:tab/>
+      </w:r>
+      <w:r>
+        <w:rPr>
+          <w:rFonts w:hint="eastAsia" w:ascii="宋体" w:hAnsi="宋体" w:eastAsia="宋体" w:cs="宋体"/>
+          <w:lang w:val="en-US" w:eastAsia="zh-CN"/>
+        </w:rPr>
+        <w:tab/>
+      </w:r>
+      <w:r>
+        <w:rPr>
+          <w:rFonts w:hint="eastAsia" w:ascii="宋体" w:hAnsi="宋体" w:eastAsia="宋体" w:cs="宋体"/>
+          <w:lang w:val="en-US" w:eastAsia="zh-CN"/>
+        </w:rPr>
+        <w:tab/>
+      </w:r>
+      <w:r>
+        <w:rPr>
+          <w:rFonts w:hint="eastAsia" w:ascii="宋体" w:hAnsi="宋体" w:eastAsia="宋体" w:cs="宋体"/>
+          <w:lang w:val="en-US" w:eastAsia="zh-CN"/>
+        </w:rPr>
+        <w:tab/>
+      </w:r>
+      <w:r>
+        <w:rPr>
+          <w:rFonts w:hint="eastAsia" w:ascii="宋体" w:hAnsi="宋体" w:eastAsia="宋体" w:cs="宋体"/>
+          <w:lang w:val="en-US" w:eastAsia="zh-CN"/>
+        </w:rPr>
+        <w:tab/>
+      </w:r>
+      <w:r>
+        <w:rPr>
+          <w:rFonts w:hint="eastAsia" w:ascii="宋体" w:hAnsi="宋体" w:eastAsia="宋体" w:cs="宋体"/>
+          <w:lang w:val="en-US" w:eastAsia="zh-CN"/>
+        </w:rPr>
+        <w:tab/>
+      </w:r>
+      <w:r>
+        <w:rPr>
+          <w:rFonts w:hint="eastAsia" w:ascii="宋体" w:hAnsi="宋体" w:eastAsia="宋体" w:cs="宋体"/>
+          <w:lang w:val="en-US" w:eastAsia="zh-CN"/>
+        </w:rPr>
+        <w:tab/>
+      </w:r>
+      <w:r>
+        <w:rPr>
+          <w:rFonts w:hint="eastAsia" w:ascii="宋体" w:hAnsi="宋体" w:eastAsia="宋体" w:cs="宋体"/>
+          <w:lang w:val="en-US" w:eastAsia="zh-CN"/>
+        </w:rPr>
         <w:t>//手动触发</w:t>
       </w:r>
     </w:p>
@@ -3962,70 +4033,68 @@
           <w:lang w:val="en-US" w:eastAsia="zh-CN"/>
         </w:rPr>
         <w:tab/>
-        <w:t/>
-      </w:r>
-      <w:r>
-        <w:rPr>
-          <w:rFonts w:hint="eastAsia" w:ascii="宋体" w:hAnsi="宋体" w:eastAsia="宋体" w:cs="宋体"/>
-          <w:lang w:val="en-US" w:eastAsia="zh-CN"/>
-        </w:rPr>
-        <w:tab/>
-        <w:t/>
-      </w:r>
-      <w:r>
-        <w:rPr>
-          <w:rFonts w:hint="eastAsia" w:ascii="宋体" w:hAnsi="宋体" w:eastAsia="宋体" w:cs="宋体"/>
-          <w:lang w:val="en-US" w:eastAsia="zh-CN"/>
-        </w:rPr>
-        <w:tab/>
-        <w:t/>
-      </w:r>
-      <w:r>
-        <w:rPr>
-          <w:rFonts w:hint="eastAsia" w:ascii="宋体" w:hAnsi="宋体" w:eastAsia="宋体" w:cs="宋体"/>
-          <w:lang w:val="en-US" w:eastAsia="zh-CN"/>
-        </w:rPr>
-        <w:tab/>
-        <w:t/>
-      </w:r>
-      <w:r>
-        <w:rPr>
-          <w:rFonts w:hint="eastAsia" w:ascii="宋体" w:hAnsi="宋体" w:eastAsia="宋体" w:cs="宋体"/>
-          <w:lang w:val="en-US" w:eastAsia="zh-CN"/>
-        </w:rPr>
-        <w:tab/>
-        <w:t/>
-      </w:r>
-      <w:r>
-        <w:rPr>
-          <w:rFonts w:hint="eastAsia" w:ascii="宋体" w:hAnsi="宋体" w:eastAsia="宋体" w:cs="宋体"/>
-          <w:lang w:val="en-US" w:eastAsia="zh-CN"/>
-        </w:rPr>
-        <w:tab/>
-        <w:t/>
-      </w:r>
-      <w:r>
-        <w:rPr>
-          <w:rFonts w:hint="eastAsia" w:ascii="宋体" w:hAnsi="宋体" w:eastAsia="宋体" w:cs="宋体"/>
-          <w:lang w:val="en-US" w:eastAsia="zh-CN"/>
-        </w:rPr>
-        <w:tab/>
-        <w:t/>
-      </w:r>
-      <w:r>
-        <w:rPr>
-          <w:rFonts w:hint="eastAsia" w:ascii="宋体" w:hAnsi="宋体" w:eastAsia="宋体" w:cs="宋体"/>
-          <w:lang w:val="en-US" w:eastAsia="zh-CN"/>
-        </w:rPr>
-        <w:tab/>
-        <w:t/>
-      </w:r>
-      <w:r>
-        <w:rPr>
-          <w:rFonts w:hint="eastAsia" w:ascii="宋体" w:hAnsi="宋体" w:eastAsia="宋体" w:cs="宋体"/>
-          <w:lang w:val="en-US" w:eastAsia="zh-CN"/>
-        </w:rPr>
-        <w:tab/>
+      </w:r>
+      <w:r>
+        <w:rPr>
+          <w:rFonts w:hint="eastAsia" w:ascii="宋体" w:hAnsi="宋体" w:eastAsia="宋体" w:cs="宋体"/>
+          <w:lang w:val="en-US" w:eastAsia="zh-CN"/>
+        </w:rPr>
+        <w:tab/>
+      </w:r>
+      <w:r>
+        <w:rPr>
+          <w:rFonts w:hint="eastAsia" w:ascii="宋体" w:hAnsi="宋体" w:eastAsia="宋体" w:cs="宋体"/>
+          <w:lang w:val="en-US" w:eastAsia="zh-CN"/>
+        </w:rPr>
+        <w:tab/>
+      </w:r>
+      <w:r>
+        <w:rPr>
+          <w:rFonts w:hint="eastAsia" w:ascii="宋体" w:hAnsi="宋体" w:eastAsia="宋体" w:cs="宋体"/>
+          <w:lang w:val="en-US" w:eastAsia="zh-CN"/>
+        </w:rPr>
+        <w:tab/>
+      </w:r>
+      <w:r>
+        <w:rPr>
+          <w:rFonts w:hint="eastAsia" w:ascii="宋体" w:hAnsi="宋体" w:eastAsia="宋体" w:cs="宋体"/>
+          <w:lang w:val="en-US" w:eastAsia="zh-CN"/>
+        </w:rPr>
+        <w:tab/>
+      </w:r>
+      <w:r>
+        <w:rPr>
+          <w:rFonts w:hint="eastAsia" w:ascii="宋体" w:hAnsi="宋体" w:eastAsia="宋体" w:cs="宋体"/>
+          <w:lang w:val="en-US" w:eastAsia="zh-CN"/>
+        </w:rPr>
+        <w:tab/>
+      </w:r>
+      <w:r>
+        <w:rPr>
+          <w:rFonts w:hint="eastAsia" w:ascii="宋体" w:hAnsi="宋体" w:eastAsia="宋体" w:cs="宋体"/>
+          <w:lang w:val="en-US" w:eastAsia="zh-CN"/>
+        </w:rPr>
+        <w:tab/>
+      </w:r>
+      <w:r>
+        <w:rPr>
+          <w:rFonts w:hint="eastAsia" w:ascii="宋体" w:hAnsi="宋体" w:eastAsia="宋体" w:cs="宋体"/>
+          <w:lang w:val="en-US" w:eastAsia="zh-CN"/>
+        </w:rPr>
+        <w:tab/>
+      </w:r>
+      <w:r>
+        <w:rPr>
+          <w:rFonts w:hint="eastAsia" w:ascii="宋体" w:hAnsi="宋体" w:eastAsia="宋体" w:cs="宋体"/>
+          <w:lang w:val="en-US" w:eastAsia="zh-CN"/>
+        </w:rPr>
+        <w:tab/>
+      </w:r>
+      <w:r>
+        <w:rPr>
+          <w:rFonts w:hint="eastAsia" w:ascii="宋体" w:hAnsi="宋体" w:eastAsia="宋体" w:cs="宋体"/>
+          <w:lang w:val="en-US" w:eastAsia="zh-CN"/>
+        </w:rPr>
         <w:t>//源地址增量为1</w:t>
       </w:r>
     </w:p>
@@ -4049,70 +4118,68 @@
           <w:lang w:val="en-US" w:eastAsia="zh-CN"/>
         </w:rPr>
         <w:tab/>
-        <w:t/>
-      </w:r>
-      <w:r>
-        <w:rPr>
-          <w:rFonts w:hint="eastAsia" w:ascii="宋体" w:hAnsi="宋体" w:eastAsia="宋体" w:cs="宋体"/>
-          <w:lang w:val="en-US" w:eastAsia="zh-CN"/>
-        </w:rPr>
-        <w:tab/>
-        <w:t/>
-      </w:r>
-      <w:r>
-        <w:rPr>
-          <w:rFonts w:hint="eastAsia" w:ascii="宋体" w:hAnsi="宋体" w:eastAsia="宋体" w:cs="宋体"/>
-          <w:lang w:val="en-US" w:eastAsia="zh-CN"/>
-        </w:rPr>
-        <w:tab/>
-        <w:t/>
-      </w:r>
-      <w:r>
-        <w:rPr>
-          <w:rFonts w:hint="eastAsia" w:ascii="宋体" w:hAnsi="宋体" w:eastAsia="宋体" w:cs="宋体"/>
-          <w:lang w:val="en-US" w:eastAsia="zh-CN"/>
-        </w:rPr>
-        <w:tab/>
-        <w:t/>
-      </w:r>
-      <w:r>
-        <w:rPr>
-          <w:rFonts w:hint="eastAsia" w:ascii="宋体" w:hAnsi="宋体" w:eastAsia="宋体" w:cs="宋体"/>
-          <w:lang w:val="en-US" w:eastAsia="zh-CN"/>
-        </w:rPr>
-        <w:tab/>
-        <w:t/>
-      </w:r>
-      <w:r>
-        <w:rPr>
-          <w:rFonts w:hint="eastAsia" w:ascii="宋体" w:hAnsi="宋体" w:eastAsia="宋体" w:cs="宋体"/>
-          <w:lang w:val="en-US" w:eastAsia="zh-CN"/>
-        </w:rPr>
-        <w:tab/>
-        <w:t/>
-      </w:r>
-      <w:r>
-        <w:rPr>
-          <w:rFonts w:hint="eastAsia" w:ascii="宋体" w:hAnsi="宋体" w:eastAsia="宋体" w:cs="宋体"/>
-          <w:lang w:val="en-US" w:eastAsia="zh-CN"/>
-        </w:rPr>
-        <w:tab/>
-        <w:t/>
-      </w:r>
-      <w:r>
-        <w:rPr>
-          <w:rFonts w:hint="eastAsia" w:ascii="宋体" w:hAnsi="宋体" w:eastAsia="宋体" w:cs="宋体"/>
-          <w:lang w:val="en-US" w:eastAsia="zh-CN"/>
-        </w:rPr>
-        <w:tab/>
-        <w:t/>
-      </w:r>
-      <w:r>
-        <w:rPr>
-          <w:rFonts w:hint="eastAsia" w:ascii="宋体" w:hAnsi="宋体" w:eastAsia="宋体" w:cs="宋体"/>
-          <w:lang w:val="en-US" w:eastAsia="zh-CN"/>
-        </w:rPr>
-        <w:tab/>
+      </w:r>
+      <w:r>
+        <w:rPr>
+          <w:rFonts w:hint="eastAsia" w:ascii="宋体" w:hAnsi="宋体" w:eastAsia="宋体" w:cs="宋体"/>
+          <w:lang w:val="en-US" w:eastAsia="zh-CN"/>
+        </w:rPr>
+        <w:tab/>
+      </w:r>
+      <w:r>
+        <w:rPr>
+          <w:rFonts w:hint="eastAsia" w:ascii="宋体" w:hAnsi="宋体" w:eastAsia="宋体" w:cs="宋体"/>
+          <w:lang w:val="en-US" w:eastAsia="zh-CN"/>
+        </w:rPr>
+        <w:tab/>
+      </w:r>
+      <w:r>
+        <w:rPr>
+          <w:rFonts w:hint="eastAsia" w:ascii="宋体" w:hAnsi="宋体" w:eastAsia="宋体" w:cs="宋体"/>
+          <w:lang w:val="en-US" w:eastAsia="zh-CN"/>
+        </w:rPr>
+        <w:tab/>
+      </w:r>
+      <w:r>
+        <w:rPr>
+          <w:rFonts w:hint="eastAsia" w:ascii="宋体" w:hAnsi="宋体" w:eastAsia="宋体" w:cs="宋体"/>
+          <w:lang w:val="en-US" w:eastAsia="zh-CN"/>
+        </w:rPr>
+        <w:tab/>
+      </w:r>
+      <w:r>
+        <w:rPr>
+          <w:rFonts w:hint="eastAsia" w:ascii="宋体" w:hAnsi="宋体" w:eastAsia="宋体" w:cs="宋体"/>
+          <w:lang w:val="en-US" w:eastAsia="zh-CN"/>
+        </w:rPr>
+        <w:tab/>
+      </w:r>
+      <w:r>
+        <w:rPr>
+          <w:rFonts w:hint="eastAsia" w:ascii="宋体" w:hAnsi="宋体" w:eastAsia="宋体" w:cs="宋体"/>
+          <w:lang w:val="en-US" w:eastAsia="zh-CN"/>
+        </w:rPr>
+        <w:tab/>
+      </w:r>
+      <w:r>
+        <w:rPr>
+          <w:rFonts w:hint="eastAsia" w:ascii="宋体" w:hAnsi="宋体" w:eastAsia="宋体" w:cs="宋体"/>
+          <w:lang w:val="en-US" w:eastAsia="zh-CN"/>
+        </w:rPr>
+        <w:tab/>
+      </w:r>
+      <w:r>
+        <w:rPr>
+          <w:rFonts w:hint="eastAsia" w:ascii="宋体" w:hAnsi="宋体" w:eastAsia="宋体" w:cs="宋体"/>
+          <w:lang w:val="en-US" w:eastAsia="zh-CN"/>
+        </w:rPr>
+        <w:tab/>
+      </w:r>
+      <w:r>
+        <w:rPr>
+          <w:rFonts w:hint="eastAsia" w:ascii="宋体" w:hAnsi="宋体" w:eastAsia="宋体" w:cs="宋体"/>
+          <w:lang w:val="en-US" w:eastAsia="zh-CN"/>
+        </w:rPr>
         <w:t>//目标地址增量为1</w:t>
       </w:r>
     </w:p>
@@ -4136,70 +4203,68 @@
           <w:lang w:val="en-US" w:eastAsia="zh-CN"/>
         </w:rPr>
         <w:tab/>
-        <w:t/>
-      </w:r>
-      <w:r>
-        <w:rPr>
-          <w:rFonts w:hint="eastAsia" w:ascii="宋体" w:hAnsi="宋体" w:eastAsia="宋体" w:cs="宋体"/>
-          <w:lang w:val="en-US" w:eastAsia="zh-CN"/>
-        </w:rPr>
-        <w:tab/>
-        <w:t/>
-      </w:r>
-      <w:r>
-        <w:rPr>
-          <w:rFonts w:hint="eastAsia" w:ascii="宋体" w:hAnsi="宋体" w:eastAsia="宋体" w:cs="宋体"/>
-          <w:lang w:val="en-US" w:eastAsia="zh-CN"/>
-        </w:rPr>
-        <w:tab/>
-        <w:t/>
-      </w:r>
-      <w:r>
-        <w:rPr>
-          <w:rFonts w:hint="eastAsia" w:ascii="宋体" w:hAnsi="宋体" w:eastAsia="宋体" w:cs="宋体"/>
-          <w:lang w:val="en-US" w:eastAsia="zh-CN"/>
-        </w:rPr>
-        <w:tab/>
-        <w:t/>
-      </w:r>
-      <w:r>
-        <w:rPr>
-          <w:rFonts w:hint="eastAsia" w:ascii="宋体" w:hAnsi="宋体" w:eastAsia="宋体" w:cs="宋体"/>
-          <w:lang w:val="en-US" w:eastAsia="zh-CN"/>
-        </w:rPr>
-        <w:tab/>
-        <w:t/>
-      </w:r>
-      <w:r>
-        <w:rPr>
-          <w:rFonts w:hint="eastAsia" w:ascii="宋体" w:hAnsi="宋体" w:eastAsia="宋体" w:cs="宋体"/>
-          <w:lang w:val="en-US" w:eastAsia="zh-CN"/>
-        </w:rPr>
-        <w:tab/>
-        <w:t/>
-      </w:r>
-      <w:r>
-        <w:rPr>
-          <w:rFonts w:hint="eastAsia" w:ascii="宋体" w:hAnsi="宋体" w:eastAsia="宋体" w:cs="宋体"/>
-          <w:lang w:val="en-US" w:eastAsia="zh-CN"/>
-        </w:rPr>
-        <w:tab/>
-        <w:t/>
-      </w:r>
-      <w:r>
-        <w:rPr>
-          <w:rFonts w:hint="eastAsia" w:ascii="宋体" w:hAnsi="宋体" w:eastAsia="宋体" w:cs="宋体"/>
-          <w:lang w:val="en-US" w:eastAsia="zh-CN"/>
-        </w:rPr>
-        <w:tab/>
-        <w:t/>
-      </w:r>
-      <w:r>
-        <w:rPr>
-          <w:rFonts w:hint="eastAsia" w:ascii="宋体" w:hAnsi="宋体" w:eastAsia="宋体" w:cs="宋体"/>
-          <w:lang w:val="en-US" w:eastAsia="zh-CN"/>
-        </w:rPr>
-        <w:tab/>
+      </w:r>
+      <w:r>
+        <w:rPr>
+          <w:rFonts w:hint="eastAsia" w:ascii="宋体" w:hAnsi="宋体" w:eastAsia="宋体" w:cs="宋体"/>
+          <w:lang w:val="en-US" w:eastAsia="zh-CN"/>
+        </w:rPr>
+        <w:tab/>
+      </w:r>
+      <w:r>
+        <w:rPr>
+          <w:rFonts w:hint="eastAsia" w:ascii="宋体" w:hAnsi="宋体" w:eastAsia="宋体" w:cs="宋体"/>
+          <w:lang w:val="en-US" w:eastAsia="zh-CN"/>
+        </w:rPr>
+        <w:tab/>
+      </w:r>
+      <w:r>
+        <w:rPr>
+          <w:rFonts w:hint="eastAsia" w:ascii="宋体" w:hAnsi="宋体" w:eastAsia="宋体" w:cs="宋体"/>
+          <w:lang w:val="en-US" w:eastAsia="zh-CN"/>
+        </w:rPr>
+        <w:tab/>
+      </w:r>
+      <w:r>
+        <w:rPr>
+          <w:rFonts w:hint="eastAsia" w:ascii="宋体" w:hAnsi="宋体" w:eastAsia="宋体" w:cs="宋体"/>
+          <w:lang w:val="en-US" w:eastAsia="zh-CN"/>
+        </w:rPr>
+        <w:tab/>
+      </w:r>
+      <w:r>
+        <w:rPr>
+          <w:rFonts w:hint="eastAsia" w:ascii="宋体" w:hAnsi="宋体" w:eastAsia="宋体" w:cs="宋体"/>
+          <w:lang w:val="en-US" w:eastAsia="zh-CN"/>
+        </w:rPr>
+        <w:tab/>
+      </w:r>
+      <w:r>
+        <w:rPr>
+          <w:rFonts w:hint="eastAsia" w:ascii="宋体" w:hAnsi="宋体" w:eastAsia="宋体" w:cs="宋体"/>
+          <w:lang w:val="en-US" w:eastAsia="zh-CN"/>
+        </w:rPr>
+        <w:tab/>
+      </w:r>
+      <w:r>
+        <w:rPr>
+          <w:rFonts w:hint="eastAsia" w:ascii="宋体" w:hAnsi="宋体" w:eastAsia="宋体" w:cs="宋体"/>
+          <w:lang w:val="en-US" w:eastAsia="zh-CN"/>
+        </w:rPr>
+        <w:tab/>
+      </w:r>
+      <w:r>
+        <w:rPr>
+          <w:rFonts w:hint="eastAsia" w:ascii="宋体" w:hAnsi="宋体" w:eastAsia="宋体" w:cs="宋体"/>
+          <w:lang w:val="en-US" w:eastAsia="zh-CN"/>
+        </w:rPr>
+        <w:tab/>
+      </w:r>
+      <w:r>
+        <w:rPr>
+          <w:rFonts w:hint="eastAsia" w:ascii="宋体" w:hAnsi="宋体" w:eastAsia="宋体" w:cs="宋体"/>
+          <w:lang w:val="en-US" w:eastAsia="zh-CN"/>
+        </w:rPr>
         <w:t>//中断屏蔽</w:t>
       </w:r>
     </w:p>
@@ -4223,78 +4288,75 @@
           <w:lang w:val="en-US" w:eastAsia="zh-CN"/>
         </w:rPr>
         <w:tab/>
-        <w:t/>
-      </w:r>
-      <w:r>
-        <w:rPr>
-          <w:rFonts w:hint="eastAsia" w:ascii="宋体" w:hAnsi="宋体" w:eastAsia="宋体" w:cs="宋体"/>
-          <w:lang w:val="en-US" w:eastAsia="zh-CN"/>
-        </w:rPr>
-        <w:tab/>
-        <w:t/>
-      </w:r>
-      <w:r>
-        <w:rPr>
-          <w:rFonts w:hint="eastAsia" w:ascii="宋体" w:hAnsi="宋体" w:eastAsia="宋体" w:cs="宋体"/>
-          <w:lang w:val="en-US" w:eastAsia="zh-CN"/>
-        </w:rPr>
-        <w:tab/>
-        <w:t/>
-      </w:r>
-      <w:r>
-        <w:rPr>
-          <w:rFonts w:hint="eastAsia" w:ascii="宋体" w:hAnsi="宋体" w:eastAsia="宋体" w:cs="宋体"/>
-          <w:lang w:val="en-US" w:eastAsia="zh-CN"/>
-        </w:rPr>
-        <w:tab/>
-        <w:t/>
-      </w:r>
-      <w:r>
-        <w:rPr>
-          <w:rFonts w:hint="eastAsia" w:ascii="宋体" w:hAnsi="宋体" w:eastAsia="宋体" w:cs="宋体"/>
-          <w:lang w:val="en-US" w:eastAsia="zh-CN"/>
-        </w:rPr>
-        <w:tab/>
-        <w:t/>
-      </w:r>
-      <w:r>
-        <w:rPr>
-          <w:rFonts w:hint="eastAsia" w:ascii="宋体" w:hAnsi="宋体" w:eastAsia="宋体" w:cs="宋体"/>
-          <w:lang w:val="en-US" w:eastAsia="zh-CN"/>
-        </w:rPr>
-        <w:tab/>
-        <w:t/>
-      </w:r>
-      <w:r>
-        <w:rPr>
-          <w:rFonts w:hint="eastAsia" w:ascii="宋体" w:hAnsi="宋体" w:eastAsia="宋体" w:cs="宋体"/>
-          <w:lang w:val="en-US" w:eastAsia="zh-CN"/>
-        </w:rPr>
-        <w:tab/>
-        <w:t/>
-      </w:r>
-      <w:r>
-        <w:rPr>
-          <w:rFonts w:hint="eastAsia" w:ascii="宋体" w:hAnsi="宋体" w:eastAsia="宋体" w:cs="宋体"/>
-          <w:lang w:val="en-US" w:eastAsia="zh-CN"/>
-        </w:rPr>
-        <w:tab/>
-        <w:t/>
-      </w:r>
-      <w:r>
-        <w:rPr>
-          <w:rFonts w:hint="eastAsia" w:ascii="宋体" w:hAnsi="宋体" w:eastAsia="宋体" w:cs="宋体"/>
-          <w:lang w:val="en-US" w:eastAsia="zh-CN"/>
-        </w:rPr>
-        <w:tab/>
-        <w:t/>
-      </w:r>
-      <w:r>
-        <w:rPr>
-          <w:rFonts w:hint="eastAsia" w:ascii="宋体" w:hAnsi="宋体" w:eastAsia="宋体" w:cs="宋体"/>
-          <w:lang w:val="en-US" w:eastAsia="zh-CN"/>
-        </w:rPr>
-        <w:tab/>
+      </w:r>
+      <w:r>
+        <w:rPr>
+          <w:rFonts w:hint="eastAsia" w:ascii="宋体" w:hAnsi="宋体" w:eastAsia="宋体" w:cs="宋体"/>
+          <w:lang w:val="en-US" w:eastAsia="zh-CN"/>
+        </w:rPr>
+        <w:tab/>
+      </w:r>
+      <w:r>
+        <w:rPr>
+          <w:rFonts w:hint="eastAsia" w:ascii="宋体" w:hAnsi="宋体" w:eastAsia="宋体" w:cs="宋体"/>
+          <w:lang w:val="en-US" w:eastAsia="zh-CN"/>
+        </w:rPr>
+        <w:tab/>
+      </w:r>
+      <w:r>
+        <w:rPr>
+          <w:rFonts w:hint="eastAsia" w:ascii="宋体" w:hAnsi="宋体" w:eastAsia="宋体" w:cs="宋体"/>
+          <w:lang w:val="en-US" w:eastAsia="zh-CN"/>
+        </w:rPr>
+        <w:tab/>
+      </w:r>
+      <w:r>
+        <w:rPr>
+          <w:rFonts w:hint="eastAsia" w:ascii="宋体" w:hAnsi="宋体" w:eastAsia="宋体" w:cs="宋体"/>
+          <w:lang w:val="en-US" w:eastAsia="zh-CN"/>
+        </w:rPr>
+        <w:tab/>
+      </w:r>
+      <w:r>
+        <w:rPr>
+          <w:rFonts w:hint="eastAsia" w:ascii="宋体" w:hAnsi="宋体" w:eastAsia="宋体" w:cs="宋体"/>
+          <w:lang w:val="en-US" w:eastAsia="zh-CN"/>
+        </w:rPr>
+        <w:tab/>
+      </w:r>
+      <w:r>
+        <w:rPr>
+          <w:rFonts w:hint="eastAsia" w:ascii="宋体" w:hAnsi="宋体" w:eastAsia="宋体" w:cs="宋体"/>
+          <w:lang w:val="en-US" w:eastAsia="zh-CN"/>
+        </w:rPr>
+        <w:tab/>
+      </w:r>
+      <w:r>
+        <w:rPr>
+          <w:rFonts w:hint="eastAsia" w:ascii="宋体" w:hAnsi="宋体" w:eastAsia="宋体" w:cs="宋体"/>
+          <w:lang w:val="en-US" w:eastAsia="zh-CN"/>
+        </w:rPr>
+        <w:tab/>
+      </w:r>
+      <w:r>
+        <w:rPr>
+          <w:rFonts w:hint="eastAsia" w:ascii="宋体" w:hAnsi="宋体" w:eastAsia="宋体" w:cs="宋体"/>
+          <w:lang w:val="en-US" w:eastAsia="zh-CN"/>
+        </w:rPr>
+        <w:tab/>
+      </w:r>
+      <w:r>
+        <w:rPr>
+          <w:rFonts w:hint="eastAsia" w:ascii="宋体" w:hAnsi="宋体" w:eastAsia="宋体" w:cs="宋体"/>
+          <w:lang w:val="en-US" w:eastAsia="zh-CN"/>
+        </w:rPr>
+        <w:tab/>
+      </w:r>
+      <w:r>
+        <w:rPr>
+          <w:rFonts w:hint="eastAsia" w:ascii="宋体" w:hAnsi="宋体" w:eastAsia="宋体" w:cs="宋体"/>
+          <w:lang w:val="en-US" w:eastAsia="zh-CN"/>
+        </w:rPr>
         <w:t>//8为字节传送数据</w:t>
       </w:r>
     </w:p>
@@ -4318,7 +4380,6 @@
           <w:lang w:val="en-US" w:eastAsia="zh-CN"/>
         </w:rPr>
         <w:tab/>
-        <w:t/>
       </w:r>
       <w:r>
         <w:rPr>
@@ -4326,7 +4387,6 @@
           <w:lang w:val="en-US" w:eastAsia="zh-CN"/>
         </w:rPr>
         <w:tab/>
-        <w:t/>
       </w:r>
       <w:r>
         <w:rPr>
@@ -4334,7 +4394,6 @@
           <w:lang w:val="en-US" w:eastAsia="zh-CN"/>
         </w:rPr>
         <w:tab/>
-        <w:t/>
       </w:r>
       <w:r>
         <w:rPr>
@@ -4342,7 +4401,6 @@
           <w:lang w:val="en-US" w:eastAsia="zh-CN"/>
         </w:rPr>
         <w:tab/>
-        <w:t/>
       </w:r>
       <w:r>
         <w:rPr>
@@ -4350,7 +4408,6 @@
           <w:lang w:val="en-US" w:eastAsia="zh-CN"/>
         </w:rPr>
         <w:tab/>
-        <w:t/>
       </w:r>
       <w:r>
         <w:rPr>
@@ -4358,7 +4415,6 @@
           <w:lang w:val="en-US" w:eastAsia="zh-CN"/>
         </w:rPr>
         <w:tab/>
-        <w:t/>
       </w:r>
       <w:r>
         <w:rPr>
@@ -4366,7 +4422,6 @@
           <w:lang w:val="en-US" w:eastAsia="zh-CN"/>
         </w:rPr>
         <w:tab/>
-        <w:t/>
       </w:r>
       <w:r>
         <w:rPr>
@@ -4403,22 +4458,26 @@
           <w:lang w:val="en-US" w:eastAsia="zh-CN"/>
         </w:rPr>
         <w:tab/>
-        <w:t/>
-      </w:r>
-      <w:r>
-        <w:rPr>
-          <w:rFonts w:hint="eastAsia" w:ascii="宋体" w:hAnsi="宋体" w:eastAsia="宋体" w:cs="宋体"/>
-          <w:lang w:val="en-US" w:eastAsia="zh-CN"/>
-        </w:rPr>
-        <w:tab/>
-        <w:t/>
-      </w:r>
-      <w:r>
-        <w:rPr>
-          <w:rFonts w:hint="eastAsia" w:ascii="宋体" w:hAnsi="宋体" w:eastAsia="宋体" w:cs="宋体"/>
-          <w:lang w:val="en-US" w:eastAsia="zh-CN"/>
-        </w:rPr>
-        <w:tab/>
+      </w:r>
+      <w:r>
+        <w:rPr>
+          <w:rFonts w:hint="eastAsia" w:ascii="宋体" w:hAnsi="宋体" w:eastAsia="宋体" w:cs="宋体"/>
+          <w:lang w:val="en-US" w:eastAsia="zh-CN"/>
+        </w:rPr>
+        <w:tab/>
+      </w:r>
+      <w:r>
+        <w:rPr>
+          <w:rFonts w:hint="eastAsia" w:ascii="宋体" w:hAnsi="宋体" w:eastAsia="宋体" w:cs="宋体"/>
+          <w:lang w:val="en-US" w:eastAsia="zh-CN"/>
+        </w:rPr>
+        <w:tab/>
+      </w:r>
+      <w:r>
+        <w:rPr>
+          <w:rFonts w:hint="eastAsia" w:ascii="宋体" w:hAnsi="宋体" w:eastAsia="宋体" w:cs="宋体"/>
+          <w:lang w:val="en-US" w:eastAsia="zh-CN"/>
+        </w:rPr>
         <w:t>//将配置结构体的首地</w:t>
       </w:r>
       <w:r>
@@ -4427,118 +4486,110 @@
           <w:lang w:val="en-US" w:eastAsia="zh-CN"/>
         </w:rPr>
         <w:tab/>
-        <w:t/>
-      </w:r>
-      <w:r>
-        <w:rPr>
-          <w:rFonts w:hint="eastAsia" w:ascii="宋体" w:hAnsi="宋体" w:eastAsia="宋体" w:cs="宋体"/>
-          <w:lang w:val="en-US" w:eastAsia="zh-CN"/>
-        </w:rPr>
-        <w:tab/>
-        <w:t/>
-      </w:r>
-      <w:r>
-        <w:rPr>
-          <w:rFonts w:hint="eastAsia" w:ascii="宋体" w:hAnsi="宋体" w:eastAsia="宋体" w:cs="宋体"/>
-          <w:lang w:val="en-US" w:eastAsia="zh-CN"/>
-        </w:rPr>
-        <w:tab/>
-        <w:t/>
-      </w:r>
-      <w:r>
-        <w:rPr>
-          <w:rFonts w:hint="eastAsia" w:ascii="宋体" w:hAnsi="宋体" w:eastAsia="宋体" w:cs="宋体"/>
-          <w:lang w:val="en-US" w:eastAsia="zh-CN"/>
-        </w:rPr>
-        <w:tab/>
-        <w:t/>
-      </w:r>
-      <w:r>
-        <w:rPr>
-          <w:rFonts w:hint="eastAsia" w:ascii="宋体" w:hAnsi="宋体" w:eastAsia="宋体" w:cs="宋体"/>
-          <w:lang w:val="en-US" w:eastAsia="zh-CN"/>
-        </w:rPr>
-        <w:tab/>
-        <w:t/>
-      </w:r>
-      <w:r>
-        <w:rPr>
-          <w:rFonts w:hint="eastAsia" w:ascii="宋体" w:hAnsi="宋体" w:eastAsia="宋体" w:cs="宋体"/>
-          <w:lang w:val="en-US" w:eastAsia="zh-CN"/>
-        </w:rPr>
-        <w:tab/>
-        <w:t/>
-      </w:r>
-      <w:r>
-        <w:rPr>
-          <w:rFonts w:hint="eastAsia" w:ascii="宋体" w:hAnsi="宋体" w:eastAsia="宋体" w:cs="宋体"/>
-          <w:lang w:val="en-US" w:eastAsia="zh-CN"/>
-        </w:rPr>
-        <w:tab/>
-        <w:t/>
-      </w:r>
-      <w:r>
-        <w:rPr>
-          <w:rFonts w:hint="eastAsia" w:ascii="宋体" w:hAnsi="宋体" w:eastAsia="宋体" w:cs="宋体"/>
-          <w:lang w:val="en-US" w:eastAsia="zh-CN"/>
-        </w:rPr>
-        <w:tab/>
-        <w:t/>
-      </w:r>
-      <w:r>
-        <w:rPr>
-          <w:rFonts w:hint="eastAsia" w:ascii="宋体" w:hAnsi="宋体" w:eastAsia="宋体" w:cs="宋体"/>
-          <w:lang w:val="en-US" w:eastAsia="zh-CN"/>
-        </w:rPr>
-        <w:tab/>
-        <w:t/>
-      </w:r>
-      <w:r>
-        <w:rPr>
-          <w:rFonts w:hint="eastAsia" w:ascii="宋体" w:hAnsi="宋体" w:eastAsia="宋体" w:cs="宋体"/>
-          <w:lang w:val="en-US" w:eastAsia="zh-CN"/>
-        </w:rPr>
-        <w:tab/>
-        <w:t/>
-      </w:r>
-      <w:r>
-        <w:rPr>
-          <w:rFonts w:hint="eastAsia" w:ascii="宋体" w:hAnsi="宋体" w:eastAsia="宋体" w:cs="宋体"/>
-          <w:lang w:val="en-US" w:eastAsia="zh-CN"/>
-        </w:rPr>
-        <w:tab/>
-        <w:t/>
-      </w:r>
-      <w:r>
-        <w:rPr>
-          <w:rFonts w:hint="eastAsia" w:ascii="宋体" w:hAnsi="宋体" w:eastAsia="宋体" w:cs="宋体"/>
-          <w:lang w:val="en-US" w:eastAsia="zh-CN"/>
-        </w:rPr>
-        <w:tab/>
-        <w:t/>
-      </w:r>
-      <w:r>
-        <w:rPr>
-          <w:rFonts w:hint="eastAsia" w:ascii="宋体" w:hAnsi="宋体" w:eastAsia="宋体" w:cs="宋体"/>
-          <w:lang w:val="en-US" w:eastAsia="zh-CN"/>
-        </w:rPr>
-        <w:tab/>
-        <w:t/>
-      </w:r>
-      <w:r>
-        <w:rPr>
-          <w:rFonts w:hint="eastAsia" w:ascii="宋体" w:hAnsi="宋体" w:eastAsia="宋体" w:cs="宋体"/>
-          <w:lang w:val="en-US" w:eastAsia="zh-CN"/>
-        </w:rPr>
-        <w:tab/>
-        <w:t/>
-      </w:r>
-      <w:r>
-        <w:rPr>
-          <w:rFonts w:hint="eastAsia" w:ascii="宋体" w:hAnsi="宋体" w:eastAsia="宋体" w:cs="宋体"/>
-          <w:lang w:val="en-US" w:eastAsia="zh-CN"/>
-        </w:rPr>
-        <w:tab/>
+      </w:r>
+      <w:r>
+        <w:rPr>
+          <w:rFonts w:hint="eastAsia" w:ascii="宋体" w:hAnsi="宋体" w:eastAsia="宋体" w:cs="宋体"/>
+          <w:lang w:val="en-US" w:eastAsia="zh-CN"/>
+        </w:rPr>
+        <w:tab/>
+      </w:r>
+      <w:r>
+        <w:rPr>
+          <w:rFonts w:hint="eastAsia" w:ascii="宋体" w:hAnsi="宋体" w:eastAsia="宋体" w:cs="宋体"/>
+          <w:lang w:val="en-US" w:eastAsia="zh-CN"/>
+        </w:rPr>
+        <w:tab/>
+      </w:r>
+      <w:r>
+        <w:rPr>
+          <w:rFonts w:hint="eastAsia" w:ascii="宋体" w:hAnsi="宋体" w:eastAsia="宋体" w:cs="宋体"/>
+          <w:lang w:val="en-US" w:eastAsia="zh-CN"/>
+        </w:rPr>
+        <w:tab/>
+      </w:r>
+      <w:r>
+        <w:rPr>
+          <w:rFonts w:hint="eastAsia" w:ascii="宋体" w:hAnsi="宋体" w:eastAsia="宋体" w:cs="宋体"/>
+          <w:lang w:val="en-US" w:eastAsia="zh-CN"/>
+        </w:rPr>
+        <w:tab/>
+      </w:r>
+      <w:r>
+        <w:rPr>
+          <w:rFonts w:hint="eastAsia" w:ascii="宋体" w:hAnsi="宋体" w:eastAsia="宋体" w:cs="宋体"/>
+          <w:lang w:val="en-US" w:eastAsia="zh-CN"/>
+        </w:rPr>
+        <w:tab/>
+      </w:r>
+      <w:r>
+        <w:rPr>
+          <w:rFonts w:hint="eastAsia" w:ascii="宋体" w:hAnsi="宋体" w:eastAsia="宋体" w:cs="宋体"/>
+          <w:lang w:val="en-US" w:eastAsia="zh-CN"/>
+        </w:rPr>
+        <w:tab/>
+      </w:r>
+      <w:r>
+        <w:rPr>
+          <w:rFonts w:hint="eastAsia" w:ascii="宋体" w:hAnsi="宋体" w:eastAsia="宋体" w:cs="宋体"/>
+          <w:lang w:val="en-US" w:eastAsia="zh-CN"/>
+        </w:rPr>
+        <w:tab/>
+      </w:r>
+      <w:r>
+        <w:rPr>
+          <w:rFonts w:hint="eastAsia" w:ascii="宋体" w:hAnsi="宋体" w:eastAsia="宋体" w:cs="宋体"/>
+          <w:lang w:val="en-US" w:eastAsia="zh-CN"/>
+        </w:rPr>
+        <w:tab/>
+      </w:r>
+      <w:r>
+        <w:rPr>
+          <w:rFonts w:hint="eastAsia" w:ascii="宋体" w:hAnsi="宋体" w:eastAsia="宋体" w:cs="宋体"/>
+          <w:lang w:val="en-US" w:eastAsia="zh-CN"/>
+        </w:rPr>
+        <w:tab/>
+      </w:r>
+      <w:r>
+        <w:rPr>
+          <w:rFonts w:hint="eastAsia" w:ascii="宋体" w:hAnsi="宋体" w:eastAsia="宋体" w:cs="宋体"/>
+          <w:lang w:val="en-US" w:eastAsia="zh-CN"/>
+        </w:rPr>
+        <w:tab/>
+      </w:r>
+      <w:r>
+        <w:rPr>
+          <w:rFonts w:hint="eastAsia" w:ascii="宋体" w:hAnsi="宋体" w:eastAsia="宋体" w:cs="宋体"/>
+          <w:lang w:val="en-US" w:eastAsia="zh-CN"/>
+        </w:rPr>
+        <w:tab/>
+      </w:r>
+      <w:r>
+        <w:rPr>
+          <w:rFonts w:hint="eastAsia" w:ascii="宋体" w:hAnsi="宋体" w:eastAsia="宋体" w:cs="宋体"/>
+          <w:lang w:val="en-US" w:eastAsia="zh-CN"/>
+        </w:rPr>
+        <w:tab/>
+      </w:r>
+      <w:r>
+        <w:rPr>
+          <w:rFonts w:hint="eastAsia" w:ascii="宋体" w:hAnsi="宋体" w:eastAsia="宋体" w:cs="宋体"/>
+          <w:lang w:val="en-US" w:eastAsia="zh-CN"/>
+        </w:rPr>
+        <w:tab/>
+      </w:r>
+      <w:r>
+        <w:rPr>
+          <w:rFonts w:hint="eastAsia" w:ascii="宋体" w:hAnsi="宋体" w:eastAsia="宋体" w:cs="宋体"/>
+          <w:lang w:val="en-US" w:eastAsia="zh-CN"/>
+        </w:rPr>
+        <w:tab/>
+      </w:r>
+      <w:r>
+        <w:rPr>
+          <w:rFonts w:hint="eastAsia" w:ascii="宋体" w:hAnsi="宋体" w:eastAsia="宋体" w:cs="宋体"/>
+          <w:lang w:val="en-US" w:eastAsia="zh-CN"/>
+        </w:rPr>
         <w:t>址赋予相关SFR</w:t>
       </w:r>
     </w:p>
@@ -4574,6 +4625,21 @@
     </w:p>
     <w:p>
       <w:pPr>
+        <w:keepNext w:val="0"/>
+        <w:keepLines w:val="0"/>
+        <w:pageBreakBefore w:val="0"/>
+        <w:widowControl w:val="0"/>
+        <w:kinsoku/>
+        <w:wordWrap/>
+        <w:overflowPunct/>
+        <w:topLinePunct w:val="0"/>
+        <w:autoSpaceDE/>
+        <w:autoSpaceDN/>
+        <w:bidi w:val="0"/>
+        <w:adjustRightInd/>
+        <w:snapToGrid/>
+        <w:ind w:firstLine="400" w:firstLineChars="200"/>
+        <w:textAlignment w:val="auto"/>
         <w:rPr>
           <w:rFonts w:hint="eastAsia" w:ascii="宋体" w:hAnsi="宋体" w:eastAsia="宋体" w:cs="宋体"/>
           <w:lang w:val="en-US" w:eastAsia="zh-CN"/>
@@ -4619,11 +4685,27 @@
     </w:p>
     <w:p>
       <w:pPr>
-        <w:rPr>
-          <w:rFonts w:hint="eastAsia" w:ascii="宋体" w:hAnsi="宋体" w:eastAsia="宋体" w:cs="宋体"/>
-          <w:lang w:val="en-US" w:eastAsia="zh-CN"/>
-        </w:rPr>
-      </w:pPr>
+        <w:keepNext w:val="0"/>
+        <w:keepLines w:val="0"/>
+        <w:pageBreakBefore w:val="0"/>
+        <w:widowControl w:val="0"/>
+        <w:kinsoku/>
+        <w:wordWrap/>
+        <w:overflowPunct/>
+        <w:topLinePunct w:val="0"/>
+        <w:autoSpaceDE/>
+        <w:autoSpaceDN/>
+        <w:bidi w:val="0"/>
+        <w:adjustRightInd/>
+        <w:snapToGrid/>
+        <w:ind w:firstLine="400" w:firstLineChars="200"/>
+        <w:textAlignment w:val="auto"/>
+        <w:rPr>
+          <w:rFonts w:hint="eastAsia" w:ascii="宋体" w:hAnsi="宋体" w:eastAsia="宋体" w:cs="宋体"/>
+          <w:lang w:val="en-US" w:eastAsia="zh-CN"/>
+        </w:rPr>
+      </w:pPr>
+      <w:bookmarkStart w:id="0" w:name="_GoBack"/>
       <w:r>
         <w:rPr>
           <w:rFonts w:hint="eastAsia" w:ascii="宋体" w:hAnsi="宋体" w:eastAsia="宋体" w:cs="宋体"/>
@@ -4632,6 +4714,7 @@
         <w:t>接着在main.c内输入以下：</w:t>
       </w:r>
     </w:p>
+    <w:bookmarkEnd w:id="0"/>
     <w:p>
       <w:pPr>
         <w:rPr>
@@ -4780,62 +4863,61 @@
           <w:lang w:val="en-US" w:eastAsia="zh-CN"/>
         </w:rPr>
         <w:tab/>
-        <w:t/>
-      </w:r>
-      <w:r>
-        <w:rPr>
-          <w:rFonts w:hint="eastAsia" w:ascii="宋体" w:hAnsi="宋体" w:eastAsia="宋体" w:cs="宋体"/>
-          <w:lang w:val="en-US" w:eastAsia="zh-CN"/>
-        </w:rPr>
-        <w:tab/>
-        <w:t/>
-      </w:r>
-      <w:r>
-        <w:rPr>
-          <w:rFonts w:hint="eastAsia" w:ascii="宋体" w:hAnsi="宋体" w:eastAsia="宋体" w:cs="宋体"/>
-          <w:lang w:val="en-US" w:eastAsia="zh-CN"/>
-        </w:rPr>
-        <w:tab/>
-        <w:t/>
-      </w:r>
-      <w:r>
-        <w:rPr>
-          <w:rFonts w:hint="eastAsia" w:ascii="宋体" w:hAnsi="宋体" w:eastAsia="宋体" w:cs="宋体"/>
-          <w:lang w:val="en-US" w:eastAsia="zh-CN"/>
-        </w:rPr>
-        <w:tab/>
-        <w:t/>
-      </w:r>
-      <w:r>
-        <w:rPr>
-          <w:rFonts w:hint="eastAsia" w:ascii="宋体" w:hAnsi="宋体" w:eastAsia="宋体" w:cs="宋体"/>
-          <w:lang w:val="en-US" w:eastAsia="zh-CN"/>
-        </w:rPr>
-        <w:tab/>
-        <w:t/>
-      </w:r>
-      <w:r>
-        <w:rPr>
-          <w:rFonts w:hint="eastAsia" w:ascii="宋体" w:hAnsi="宋体" w:eastAsia="宋体" w:cs="宋体"/>
-          <w:lang w:val="en-US" w:eastAsia="zh-CN"/>
-        </w:rPr>
-        <w:tab/>
-        <w:t/>
-      </w:r>
-      <w:r>
-        <w:rPr>
-          <w:rFonts w:hint="eastAsia" w:ascii="宋体" w:hAnsi="宋体" w:eastAsia="宋体" w:cs="宋体"/>
-          <w:lang w:val="en-US" w:eastAsia="zh-CN"/>
-        </w:rPr>
-        <w:tab/>
-        <w:t/>
-      </w:r>
-      <w:r>
-        <w:rPr>
-          <w:rFonts w:hint="eastAsia" w:ascii="宋体" w:hAnsi="宋体" w:eastAsia="宋体" w:cs="宋体"/>
-          <w:lang w:val="en-US" w:eastAsia="zh-CN"/>
-        </w:rPr>
-        <w:tab/>
+      </w:r>
+      <w:r>
+        <w:rPr>
+          <w:rFonts w:hint="eastAsia" w:ascii="宋体" w:hAnsi="宋体" w:eastAsia="宋体" w:cs="宋体"/>
+          <w:lang w:val="en-US" w:eastAsia="zh-CN"/>
+        </w:rPr>
+        <w:tab/>
+      </w:r>
+      <w:r>
+        <w:rPr>
+          <w:rFonts w:hint="eastAsia" w:ascii="宋体" w:hAnsi="宋体" w:eastAsia="宋体" w:cs="宋体"/>
+          <w:lang w:val="en-US" w:eastAsia="zh-CN"/>
+        </w:rPr>
+        <w:tab/>
+      </w:r>
+      <w:r>
+        <w:rPr>
+          <w:rFonts w:hint="eastAsia" w:ascii="宋体" w:hAnsi="宋体" w:eastAsia="宋体" w:cs="宋体"/>
+          <w:lang w:val="en-US" w:eastAsia="zh-CN"/>
+        </w:rPr>
+        <w:tab/>
+      </w:r>
+      <w:r>
+        <w:rPr>
+          <w:rFonts w:hint="eastAsia" w:ascii="宋体" w:hAnsi="宋体" w:eastAsia="宋体" w:cs="宋体"/>
+          <w:lang w:val="en-US" w:eastAsia="zh-CN"/>
+        </w:rPr>
+        <w:tab/>
+      </w:r>
+      <w:r>
+        <w:rPr>
+          <w:rFonts w:hint="eastAsia" w:ascii="宋体" w:hAnsi="宋体" w:eastAsia="宋体" w:cs="宋体"/>
+          <w:lang w:val="en-US" w:eastAsia="zh-CN"/>
+        </w:rPr>
+        <w:tab/>
+      </w:r>
+      <w:r>
+        <w:rPr>
+          <w:rFonts w:hint="eastAsia" w:ascii="宋体" w:hAnsi="宋体" w:eastAsia="宋体" w:cs="宋体"/>
+          <w:lang w:val="en-US" w:eastAsia="zh-CN"/>
+        </w:rPr>
+        <w:tab/>
+      </w:r>
+      <w:r>
+        <w:rPr>
+          <w:rFonts w:hint="eastAsia" w:ascii="宋体" w:hAnsi="宋体" w:eastAsia="宋体" w:cs="宋体"/>
+          <w:lang w:val="en-US" w:eastAsia="zh-CN"/>
+        </w:rPr>
+        <w:tab/>
+      </w:r>
+      <w:r>
+        <w:rPr>
+          <w:rFonts w:hint="eastAsia" w:ascii="宋体" w:hAnsi="宋体" w:eastAsia="宋体" w:cs="宋体"/>
+          <w:lang w:val="en-US" w:eastAsia="zh-CN"/>
+        </w:rPr>
         <w:t>//启动DMA通道0</w:t>
       </w:r>
     </w:p>
@@ -4859,62 +4941,61 @@
           <w:lang w:val="en-US" w:eastAsia="zh-CN"/>
         </w:rPr>
         <w:tab/>
-        <w:t/>
-      </w:r>
-      <w:r>
-        <w:rPr>
-          <w:rFonts w:hint="eastAsia" w:ascii="宋体" w:hAnsi="宋体" w:eastAsia="宋体" w:cs="宋体"/>
-          <w:lang w:val="en-US" w:eastAsia="zh-CN"/>
-        </w:rPr>
-        <w:tab/>
-        <w:t/>
-      </w:r>
-      <w:r>
-        <w:rPr>
-          <w:rFonts w:hint="eastAsia" w:ascii="宋体" w:hAnsi="宋体" w:eastAsia="宋体" w:cs="宋体"/>
-          <w:lang w:val="en-US" w:eastAsia="zh-CN"/>
-        </w:rPr>
-        <w:tab/>
-        <w:t/>
-      </w:r>
-      <w:r>
-        <w:rPr>
-          <w:rFonts w:hint="eastAsia" w:ascii="宋体" w:hAnsi="宋体" w:eastAsia="宋体" w:cs="宋体"/>
-          <w:lang w:val="en-US" w:eastAsia="zh-CN"/>
-        </w:rPr>
-        <w:tab/>
-        <w:t/>
-      </w:r>
-      <w:r>
-        <w:rPr>
-          <w:rFonts w:hint="eastAsia" w:ascii="宋体" w:hAnsi="宋体" w:eastAsia="宋体" w:cs="宋体"/>
-          <w:lang w:val="en-US" w:eastAsia="zh-CN"/>
-        </w:rPr>
-        <w:tab/>
-        <w:t/>
-      </w:r>
-      <w:r>
-        <w:rPr>
-          <w:rFonts w:hint="eastAsia" w:ascii="宋体" w:hAnsi="宋体" w:eastAsia="宋体" w:cs="宋体"/>
-          <w:lang w:val="en-US" w:eastAsia="zh-CN"/>
-        </w:rPr>
-        <w:tab/>
-        <w:t/>
-      </w:r>
-      <w:r>
-        <w:rPr>
-          <w:rFonts w:hint="eastAsia" w:ascii="宋体" w:hAnsi="宋体" w:eastAsia="宋体" w:cs="宋体"/>
-          <w:lang w:val="en-US" w:eastAsia="zh-CN"/>
-        </w:rPr>
-        <w:tab/>
-        <w:t/>
-      </w:r>
-      <w:r>
-        <w:rPr>
-          <w:rFonts w:hint="eastAsia" w:ascii="宋体" w:hAnsi="宋体" w:eastAsia="宋体" w:cs="宋体"/>
-          <w:lang w:val="en-US" w:eastAsia="zh-CN"/>
-        </w:rPr>
-        <w:tab/>
+      </w:r>
+      <w:r>
+        <w:rPr>
+          <w:rFonts w:hint="eastAsia" w:ascii="宋体" w:hAnsi="宋体" w:eastAsia="宋体" w:cs="宋体"/>
+          <w:lang w:val="en-US" w:eastAsia="zh-CN"/>
+        </w:rPr>
+        <w:tab/>
+      </w:r>
+      <w:r>
+        <w:rPr>
+          <w:rFonts w:hint="eastAsia" w:ascii="宋体" w:hAnsi="宋体" w:eastAsia="宋体" w:cs="宋体"/>
+          <w:lang w:val="en-US" w:eastAsia="zh-CN"/>
+        </w:rPr>
+        <w:tab/>
+      </w:r>
+      <w:r>
+        <w:rPr>
+          <w:rFonts w:hint="eastAsia" w:ascii="宋体" w:hAnsi="宋体" w:eastAsia="宋体" w:cs="宋体"/>
+          <w:lang w:val="en-US" w:eastAsia="zh-CN"/>
+        </w:rPr>
+        <w:tab/>
+      </w:r>
+      <w:r>
+        <w:rPr>
+          <w:rFonts w:hint="eastAsia" w:ascii="宋体" w:hAnsi="宋体" w:eastAsia="宋体" w:cs="宋体"/>
+          <w:lang w:val="en-US" w:eastAsia="zh-CN"/>
+        </w:rPr>
+        <w:tab/>
+      </w:r>
+      <w:r>
+        <w:rPr>
+          <w:rFonts w:hint="eastAsia" w:ascii="宋体" w:hAnsi="宋体" w:eastAsia="宋体" w:cs="宋体"/>
+          <w:lang w:val="en-US" w:eastAsia="zh-CN"/>
+        </w:rPr>
+        <w:tab/>
+      </w:r>
+      <w:r>
+        <w:rPr>
+          <w:rFonts w:hint="eastAsia" w:ascii="宋体" w:hAnsi="宋体" w:eastAsia="宋体" w:cs="宋体"/>
+          <w:lang w:val="en-US" w:eastAsia="zh-CN"/>
+        </w:rPr>
+        <w:tab/>
+      </w:r>
+      <w:r>
+        <w:rPr>
+          <w:rFonts w:hint="eastAsia" w:ascii="宋体" w:hAnsi="宋体" w:eastAsia="宋体" w:cs="宋体"/>
+          <w:lang w:val="en-US" w:eastAsia="zh-CN"/>
+        </w:rPr>
+        <w:tab/>
+      </w:r>
+      <w:r>
+        <w:rPr>
+          <w:rFonts w:hint="eastAsia" w:ascii="宋体" w:hAnsi="宋体" w:eastAsia="宋体" w:cs="宋体"/>
+          <w:lang w:val="en-US" w:eastAsia="zh-CN"/>
+        </w:rPr>
         <w:t>//清除所有中断标志位</w:t>
       </w:r>
     </w:p>
@@ -4938,62 +5019,61 @@
           <w:lang w:val="en-US" w:eastAsia="zh-CN"/>
         </w:rPr>
         <w:tab/>
-        <w:t/>
-      </w:r>
-      <w:r>
-        <w:rPr>
-          <w:rFonts w:hint="eastAsia" w:ascii="宋体" w:hAnsi="宋体" w:eastAsia="宋体" w:cs="宋体"/>
-          <w:lang w:val="en-US" w:eastAsia="zh-CN"/>
-        </w:rPr>
-        <w:tab/>
-        <w:t/>
-      </w:r>
-      <w:r>
-        <w:rPr>
-          <w:rFonts w:hint="eastAsia" w:ascii="宋体" w:hAnsi="宋体" w:eastAsia="宋体" w:cs="宋体"/>
-          <w:lang w:val="en-US" w:eastAsia="zh-CN"/>
-        </w:rPr>
-        <w:tab/>
-        <w:t/>
-      </w:r>
-      <w:r>
-        <w:rPr>
-          <w:rFonts w:hint="eastAsia" w:ascii="宋体" w:hAnsi="宋体" w:eastAsia="宋体" w:cs="宋体"/>
-          <w:lang w:val="en-US" w:eastAsia="zh-CN"/>
-        </w:rPr>
-        <w:tab/>
-        <w:t/>
-      </w:r>
-      <w:r>
-        <w:rPr>
-          <w:rFonts w:hint="eastAsia" w:ascii="宋体" w:hAnsi="宋体" w:eastAsia="宋体" w:cs="宋体"/>
-          <w:lang w:val="en-US" w:eastAsia="zh-CN"/>
-        </w:rPr>
-        <w:tab/>
-        <w:t/>
-      </w:r>
-      <w:r>
-        <w:rPr>
-          <w:rFonts w:hint="eastAsia" w:ascii="宋体" w:hAnsi="宋体" w:eastAsia="宋体" w:cs="宋体"/>
-          <w:lang w:val="en-US" w:eastAsia="zh-CN"/>
-        </w:rPr>
-        <w:tab/>
-        <w:t/>
-      </w:r>
-      <w:r>
-        <w:rPr>
-          <w:rFonts w:hint="eastAsia" w:ascii="宋体" w:hAnsi="宋体" w:eastAsia="宋体" w:cs="宋体"/>
-          <w:lang w:val="en-US" w:eastAsia="zh-CN"/>
-        </w:rPr>
-        <w:tab/>
-        <w:t/>
-      </w:r>
-      <w:r>
-        <w:rPr>
-          <w:rFonts w:hint="eastAsia" w:ascii="宋体" w:hAnsi="宋体" w:eastAsia="宋体" w:cs="宋体"/>
-          <w:lang w:val="en-US" w:eastAsia="zh-CN"/>
-        </w:rPr>
-        <w:tab/>
+      </w:r>
+      <w:r>
+        <w:rPr>
+          <w:rFonts w:hint="eastAsia" w:ascii="宋体" w:hAnsi="宋体" w:eastAsia="宋体" w:cs="宋体"/>
+          <w:lang w:val="en-US" w:eastAsia="zh-CN"/>
+        </w:rPr>
+        <w:tab/>
+      </w:r>
+      <w:r>
+        <w:rPr>
+          <w:rFonts w:hint="eastAsia" w:ascii="宋体" w:hAnsi="宋体" w:eastAsia="宋体" w:cs="宋体"/>
+          <w:lang w:val="en-US" w:eastAsia="zh-CN"/>
+        </w:rPr>
+        <w:tab/>
+      </w:r>
+      <w:r>
+        <w:rPr>
+          <w:rFonts w:hint="eastAsia" w:ascii="宋体" w:hAnsi="宋体" w:eastAsia="宋体" w:cs="宋体"/>
+          <w:lang w:val="en-US" w:eastAsia="zh-CN"/>
+        </w:rPr>
+        <w:tab/>
+      </w:r>
+      <w:r>
+        <w:rPr>
+          <w:rFonts w:hint="eastAsia" w:ascii="宋体" w:hAnsi="宋体" w:eastAsia="宋体" w:cs="宋体"/>
+          <w:lang w:val="en-US" w:eastAsia="zh-CN"/>
+        </w:rPr>
+        <w:tab/>
+      </w:r>
+      <w:r>
+        <w:rPr>
+          <w:rFonts w:hint="eastAsia" w:ascii="宋体" w:hAnsi="宋体" w:eastAsia="宋体" w:cs="宋体"/>
+          <w:lang w:val="en-US" w:eastAsia="zh-CN"/>
+        </w:rPr>
+        <w:tab/>
+      </w:r>
+      <w:r>
+        <w:rPr>
+          <w:rFonts w:hint="eastAsia" w:ascii="宋体" w:hAnsi="宋体" w:eastAsia="宋体" w:cs="宋体"/>
+          <w:lang w:val="en-US" w:eastAsia="zh-CN"/>
+        </w:rPr>
+        <w:tab/>
+      </w:r>
+      <w:r>
+        <w:rPr>
+          <w:rFonts w:hint="eastAsia" w:ascii="宋体" w:hAnsi="宋体" w:eastAsia="宋体" w:cs="宋体"/>
+          <w:lang w:val="en-US" w:eastAsia="zh-CN"/>
+        </w:rPr>
+        <w:tab/>
+      </w:r>
+      <w:r>
+        <w:rPr>
+          <w:rFonts w:hint="eastAsia" w:ascii="宋体" w:hAnsi="宋体" w:eastAsia="宋体" w:cs="宋体"/>
+          <w:lang w:val="en-US" w:eastAsia="zh-CN"/>
+        </w:rPr>
         <w:t>//DMA通道0传送请求</w:t>
       </w:r>
     </w:p>
@@ -5017,38 +5097,40 @@
           <w:lang w:val="en-US" w:eastAsia="zh-CN"/>
         </w:rPr>
         <w:tab/>
-        <w:t/>
-      </w:r>
-      <w:r>
-        <w:rPr>
-          <w:rFonts w:hint="eastAsia" w:ascii="宋体" w:hAnsi="宋体" w:eastAsia="宋体" w:cs="宋体"/>
-          <w:lang w:val="en-US" w:eastAsia="zh-CN"/>
-        </w:rPr>
-        <w:tab/>
-        <w:t/>
-      </w:r>
-      <w:r>
-        <w:rPr>
-          <w:rFonts w:hint="eastAsia" w:ascii="宋体" w:hAnsi="宋体" w:eastAsia="宋体" w:cs="宋体"/>
-          <w:lang w:val="en-US" w:eastAsia="zh-CN"/>
-        </w:rPr>
-        <w:tab/>
-        <w:t/>
-      </w:r>
-      <w:r>
-        <w:rPr>
-          <w:rFonts w:hint="eastAsia" w:ascii="宋体" w:hAnsi="宋体" w:eastAsia="宋体" w:cs="宋体"/>
-          <w:lang w:val="en-US" w:eastAsia="zh-CN"/>
-        </w:rPr>
-        <w:tab/>
-        <w:t/>
-      </w:r>
-      <w:r>
-        <w:rPr>
-          <w:rFonts w:hint="eastAsia" w:ascii="宋体" w:hAnsi="宋体" w:eastAsia="宋体" w:cs="宋体"/>
-          <w:lang w:val="en-US" w:eastAsia="zh-CN"/>
-        </w:rPr>
-        <w:tab/>
+      </w:r>
+      <w:r>
+        <w:rPr>
+          <w:rFonts w:hint="eastAsia" w:ascii="宋体" w:hAnsi="宋体" w:eastAsia="宋体" w:cs="宋体"/>
+          <w:lang w:val="en-US" w:eastAsia="zh-CN"/>
+        </w:rPr>
+        <w:tab/>
+      </w:r>
+      <w:r>
+        <w:rPr>
+          <w:rFonts w:hint="eastAsia" w:ascii="宋体" w:hAnsi="宋体" w:eastAsia="宋体" w:cs="宋体"/>
+          <w:lang w:val="en-US" w:eastAsia="zh-CN"/>
+        </w:rPr>
+        <w:tab/>
+      </w:r>
+      <w:r>
+        <w:rPr>
+          <w:rFonts w:hint="eastAsia" w:ascii="宋体" w:hAnsi="宋体" w:eastAsia="宋体" w:cs="宋体"/>
+          <w:lang w:val="en-US" w:eastAsia="zh-CN"/>
+        </w:rPr>
+        <w:tab/>
+      </w:r>
+      <w:r>
+        <w:rPr>
+          <w:rFonts w:hint="eastAsia" w:ascii="宋体" w:hAnsi="宋体" w:eastAsia="宋体" w:cs="宋体"/>
+          <w:lang w:val="en-US" w:eastAsia="zh-CN"/>
+        </w:rPr>
+        <w:tab/>
+      </w:r>
+      <w:r>
+        <w:rPr>
+          <w:rFonts w:hint="eastAsia" w:ascii="宋体" w:hAnsi="宋体" w:eastAsia="宋体" w:cs="宋体"/>
+          <w:lang w:val="en-US" w:eastAsia="zh-CN"/>
+        </w:rPr>
         <w:t>//等待DMA通道0传送完成</w:t>
       </w:r>
     </w:p>
@@ -5087,33 +5169,28 @@
           <w:lang w:val="en-US" w:eastAsia="zh-CN"/>
         </w:rPr>
         <w:tab/>
-        <w:t/>
-      </w:r>
-      <w:r>
-        <w:rPr>
-          <w:rFonts w:hint="eastAsia" w:ascii="宋体" w:hAnsi="宋体" w:eastAsia="宋体" w:cs="宋体"/>
-          <w:lang w:val="en-US" w:eastAsia="zh-CN"/>
-        </w:rPr>
-        <w:tab/>
-        <w:t/>
-      </w:r>
-      <w:r>
-        <w:rPr>
-          <w:rFonts w:hint="eastAsia" w:ascii="宋体" w:hAnsi="宋体" w:eastAsia="宋体" w:cs="宋体"/>
-          <w:lang w:val="en-US" w:eastAsia="zh-CN"/>
-        </w:rPr>
-        <w:tab/>
-        <w:t/>
-      </w:r>
-      <w:r>
-        <w:rPr>
-          <w:rFonts w:hint="eastAsia" w:ascii="宋体" w:hAnsi="宋体" w:eastAsia="宋体" w:cs="宋体"/>
-          <w:lang w:val="en-US" w:eastAsia="zh-CN"/>
-        </w:rPr>
-        <w:tab/>
-      </w:r>
-      <w:bookmarkStart w:id="0" w:name="_GoBack"/>
-      <w:bookmarkEnd w:id="0"/>
+      </w:r>
+      <w:r>
+        <w:rPr>
+          <w:rFonts w:hint="eastAsia" w:ascii="宋体" w:hAnsi="宋体" w:eastAsia="宋体" w:cs="宋体"/>
+          <w:lang w:val="en-US" w:eastAsia="zh-CN"/>
+        </w:rPr>
+        <w:tab/>
+      </w:r>
+      <w:r>
+        <w:rPr>
+          <w:rFonts w:hint="eastAsia" w:ascii="宋体" w:hAnsi="宋体" w:eastAsia="宋体" w:cs="宋体"/>
+          <w:lang w:val="en-US" w:eastAsia="zh-CN"/>
+        </w:rPr>
+        <w:tab/>
+      </w:r>
+      <w:r>
+        <w:rPr>
+          <w:rFonts w:hint="eastAsia" w:ascii="宋体" w:hAnsi="宋体" w:eastAsia="宋体" w:cs="宋体"/>
+          <w:lang w:val="en-US" w:eastAsia="zh-CN"/>
+        </w:rPr>
+        <w:tab/>
+      </w:r>
       <w:r>
         <w:rPr>
           <w:rFonts w:hint="eastAsia" w:ascii="宋体" w:hAnsi="宋体" w:eastAsia="宋体" w:cs="宋体"/>
@@ -5142,14 +5219,19 @@
           <w:lang w:val="en-US" w:eastAsia="zh-CN"/>
         </w:rPr>
         <w:tab/>
-        <w:t/>
-      </w:r>
-      <w:r>
-        <w:rPr>
-          <w:rFonts w:hint="eastAsia" w:ascii="宋体" w:hAnsi="宋体" w:eastAsia="宋体" w:cs="宋体"/>
-          <w:lang w:val="en-US" w:eastAsia="zh-CN"/>
-        </w:rPr>
-        <w:tab/>
+      </w:r>
+      <w:r>
+        <w:rPr>
+          <w:rFonts w:hint="eastAsia" w:ascii="宋体" w:hAnsi="宋体" w:eastAsia="宋体" w:cs="宋体"/>
+          <w:lang w:val="en-US" w:eastAsia="zh-CN"/>
+        </w:rPr>
+        <w:tab/>
+      </w:r>
+      <w:r>
+        <w:rPr>
+          <w:rFonts w:hint="eastAsia" w:ascii="宋体" w:hAnsi="宋体" w:eastAsia="宋体" w:cs="宋体"/>
+          <w:lang w:val="en-US" w:eastAsia="zh-CN"/>
+        </w:rPr>
         <w:t>//检测是否传输完成</w:t>
       </w:r>
     </w:p>
